--- a/Received/one/1,science.docx
+++ b/Received/one/1,science.docx
@@ -2,6 +2,7 @@
 <file path=word/document.xml><?xml version="1.0" encoding="utf-8"?>
 <w:document xmlns:wpc="http://schemas.microsoft.com/office/word/2010/wordprocessingCanvas" xmlns:cx="http://schemas.microsoft.com/office/drawing/2014/chartex" xmlns:cx1="http://schemas.microsoft.com/office/drawing/2015/9/8/chartex" xmlns:cx2="http://schemas.microsoft.com/office/drawing/2015/10/21/chartex" xmlns:cx3="http://schemas.microsoft.com/office/drawing/2016/5/9/chartex" xmlns:cx4="http://schemas.microsoft.com/office/drawing/2016/5/10/chartex" xmlns:cx5="http://schemas.microsoft.com/office/drawing/2016/5/11/chartex" xmlns:cx6="http://schemas.microsoft.com/office/drawing/2016/5/12/chartex" xmlns:cx7="http://schemas.microsoft.com/office/drawing/2016/5/13/chartex" xmlns:cx8="http://schemas.microsoft.com/office/drawing/2016/5/14/chartex" xmlns:mc="http://schemas.openxmlformats.org/markup-compatibility/2006" xmlns:aink="http://schemas.microsoft.com/office/drawing/2016/ink" xmlns:am3d="http://schemas.microsoft.com/office/drawing/2017/model3d" xmlns:o="urn:schemas-microsoft-com:office:office" xmlns:oel="http://schemas.microsoft.com/office/2019/extlst" xmlns:r="http://schemas.openxmlformats.org/officeDocument/2006/relationships" xmlns:m="http://schemas.openxmlformats.org/officeDocument/2006/math" xmlns:v="urn:schemas-microsoft-com:vml" xmlns:wp14="http://schemas.microsoft.com/office/word/2010/wordprocessingDrawing" xmlns:wp="http://schemas.openxmlformats.org/drawingml/2006/wordprocessingDrawing" xmlns:w10="urn:schemas-microsoft-com:office:word" xmlns:w="http://schemas.openxmlformats.org/wordprocessingml/2006/main" xmlns:w14="http://schemas.microsoft.com/office/word/2010/wordml" xmlns:w15="http://schemas.microsoft.com/office/word/2012/wordml" xmlns:w16cex="http://schemas.microsoft.com/office/word/2018/wordml/cex" xmlns:w16cid="http://schemas.microsoft.com/office/word/2016/wordml/cid" xmlns:w16="http://schemas.microsoft.com/office/word/2018/wordml" xmlns:w16du="http://schemas.microsoft.com/office/word/2023/wordml/word16du" xmlns:w16sdtdh="http://schemas.microsoft.com/office/word/2020/wordml/sdtdatahash" xmlns:w16sdtfl="http://schemas.microsoft.com/office/word/2024/wordml/sdtformatlock" xmlns:w16se="http://schemas.microsoft.com/office/word/2015/wordml/symex" xmlns:wpg="http://schemas.microsoft.com/office/word/2010/wordprocessingGroup" xmlns:wpi="http://schemas.microsoft.com/office/word/2010/wordprocessingInk" xmlns:wne="http://schemas.microsoft.com/office/word/2006/wordml" xmlns:wps="http://schemas.microsoft.com/office/word/2010/wordprocessingShape" mc:Ignorable="w14 w15 w16se w16cid w16 w16cex w16sdtdh w16sdtfl w16du wp14">
   <w:body>
+    <w:bookmarkStart w:id="0" w:name="_Hlk138315100"/>
     <w:p>
       <w:pPr>
         <w:spacing w:line="240" w:lineRule="auto"/>
@@ -12,7 +13,6 @@
           <w:szCs w:val="36"/>
         </w:rPr>
       </w:pPr>
-      <w:bookmarkStart w:id="0" w:name="_Hlk138315100"/>
       <w:r>
         <w:rPr>
           <w:rFonts w:ascii="Preeti" w:hAnsi="Preeti"/>
@@ -272,27 +272,7 @@
           <w:sz w:val="24"/>
           <w:szCs w:val="24"/>
         </w:rPr>
-        <w:t xml:space="preserve">Ratnanagar-7, </w:t>
-      </w:r>
-      <w:proofErr w:type="spellStart"/>
-      <w:r>
-        <w:rPr>
-          <w:rFonts w:ascii="Times New Roman" w:hAnsi="Times New Roman" w:cs="Times New Roman"/>
-          <w:b/>
-          <w:sz w:val="24"/>
-          <w:szCs w:val="24"/>
-        </w:rPr>
-        <w:t>Sauraha</w:t>
-      </w:r>
-      <w:proofErr w:type="spellEnd"/>
-      <w:r>
-        <w:rPr>
-          <w:rFonts w:ascii="Times New Roman" w:hAnsi="Times New Roman" w:cs="Times New Roman"/>
-          <w:b/>
-          <w:sz w:val="24"/>
-          <w:szCs w:val="24"/>
-        </w:rPr>
-        <w:t>, Chitwan</w:t>
+        <w:t>Ratnanagar-7, Sauraha, Chitwan</w:t>
       </w:r>
     </w:p>
     <w:p>
@@ -1042,7 +1022,7 @@
         <mc:AlternateContent>
           <mc:Choice Requires="wps">
             <w:drawing>
-              <wp:anchor distT="0" distB="0" distL="114300" distR="114300" simplePos="0" relativeHeight="251662336" behindDoc="0" locked="0" layoutInCell="1" allowOverlap="1" wp14:anchorId="7FCC2ECC" wp14:editId="238FEB44">
+              <wp:anchor distT="0" distB="0" distL="114300" distR="114300" simplePos="0" relativeHeight="251662336" behindDoc="0" locked="0" layoutInCell="1" allowOverlap="1" wp14:anchorId="7FCC2ECC" wp14:editId="4DA6087D">
                 <wp:simplePos x="0" y="0"/>
                 <wp:positionH relativeFrom="column">
                   <wp:posOffset>2895600</wp:posOffset>
@@ -1103,7 +1083,7 @@
           </mc:Choice>
           <mc:Fallback>
             <w:pict>
-              <v:rect w14:anchorId="3CB5C912" id="Rectangle 4" o:spid="_x0000_s1026" style="position:absolute;margin-left:228pt;margin-top:13.85pt;width:62.25pt;height:24pt;z-index:251662336;visibility:visible;mso-wrap-style:square;mso-wrap-distance-left:9pt;mso-wrap-distance-top:0;mso-wrap-distance-right:9pt;mso-wrap-distance-bottom:0;mso-position-horizontal:absolute;mso-position-horizontal-relative:text;mso-position-vertical:absolute;mso-position-vertical-relative:text;v-text-anchor:middle" o:gfxdata="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" filled="f" strokecolor="black [3213]"/>
+              <v:rect w14:anchorId="23533278" id="Rectangle 4" o:spid="_x0000_s1026" style="position:absolute;margin-left:228pt;margin-top:13.85pt;width:62.25pt;height:24pt;z-index:251662336;visibility:visible;mso-wrap-style:square;mso-wrap-distance-left:9pt;mso-wrap-distance-top:0;mso-wrap-distance-right:9pt;mso-wrap-distance-bottom:0;mso-position-horizontal:absolute;mso-position-horizontal-relative:text;mso-position-vertical:absolute;mso-position-vertical-relative:text;v-text-anchor:middle" o:gfxdata="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" filled="f" strokecolor="black [3213]"/>
             </w:pict>
           </mc:Fallback>
         </mc:AlternateContent>
@@ -1246,7 +1226,7 @@
         <mc:AlternateContent>
           <mc:Choice Requires="wps">
             <w:drawing>
-              <wp:anchor distT="0" distB="0" distL="114300" distR="114300" simplePos="0" relativeHeight="251664384" behindDoc="0" locked="0" layoutInCell="1" allowOverlap="1" wp14:anchorId="4BD6E6FC" wp14:editId="5DE7B5B2">
+              <wp:anchor distT="0" distB="0" distL="114300" distR="114300" simplePos="0" relativeHeight="251664384" behindDoc="0" locked="0" layoutInCell="1" allowOverlap="1" wp14:anchorId="4BD6E6FC" wp14:editId="098DB877">
                 <wp:simplePos x="0" y="0"/>
                 <wp:positionH relativeFrom="column">
                   <wp:posOffset>2686050</wp:posOffset>
@@ -1307,7 +1287,7 @@
           </mc:Choice>
           <mc:Fallback>
             <w:pict>
-              <v:rect w14:anchorId="25C6D485" id="Rectangle 4" o:spid="_x0000_s1026" style="position:absolute;margin-left:211.5pt;margin-top:32.05pt;width:62.25pt;height:24pt;z-index:251664384;visibility:visible;mso-wrap-style:square;mso-wrap-distance-left:9pt;mso-wrap-distance-top:0;mso-wrap-distance-right:9pt;mso-wrap-distance-bottom:0;mso-position-horizontal:absolute;mso-position-horizontal-relative:text;mso-position-vertical:absolute;mso-position-vertical-relative:text;v-text-anchor:middle" o:gfxdata="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" filled="f" strokecolor="black [3213]"/>
+              <v:rect w14:anchorId="6B3A69CB" id="Rectangle 4" o:spid="_x0000_s1026" style="position:absolute;margin-left:211.5pt;margin-top:32.05pt;width:62.25pt;height:24pt;z-index:251664384;visibility:visible;mso-wrap-style:square;mso-wrap-distance-left:9pt;mso-wrap-distance-top:0;mso-wrap-distance-right:9pt;mso-wrap-distance-bottom:0;mso-position-horizontal:absolute;mso-position-horizontal-relative:text;mso-position-vertical:absolute;mso-position-vertical-relative:text;v-text-anchor:middle" o:gfxdata="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" filled="f" strokecolor="black [3213]"/>
             </w:pict>
           </mc:Fallback>
         </mc:AlternateContent>
@@ -1363,7 +1343,7 @@
         <mc:AlternateContent>
           <mc:Choice Requires="wps">
             <w:drawing>
-              <wp:anchor distT="0" distB="0" distL="114300" distR="114300" simplePos="0" relativeHeight="251666432" behindDoc="0" locked="0" layoutInCell="1" allowOverlap="1" wp14:anchorId="3089C84D" wp14:editId="480BD738">
+              <wp:anchor distT="0" distB="0" distL="114300" distR="114300" simplePos="0" relativeHeight="251666432" behindDoc="0" locked="0" layoutInCell="1" allowOverlap="1" wp14:anchorId="3089C84D" wp14:editId="5A3443AE">
                 <wp:simplePos x="0" y="0"/>
                 <wp:positionH relativeFrom="column">
                   <wp:posOffset>3267075</wp:posOffset>
@@ -1424,7 +1404,7 @@
           </mc:Choice>
           <mc:Fallback>
             <w:pict>
-              <v:rect w14:anchorId="4B078274" id="Rectangle 4" o:spid="_x0000_s1026" style="position:absolute;margin-left:257.25pt;margin-top:31.6pt;width:62.25pt;height:24pt;z-index:251666432;visibility:visible;mso-wrap-style:square;mso-wrap-distance-left:9pt;mso-wrap-distance-top:0;mso-wrap-distance-right:9pt;mso-wrap-distance-bottom:0;mso-position-horizontal:absolute;mso-position-horizontal-relative:text;mso-position-vertical:absolute;mso-position-vertical-relative:text;v-text-anchor:middle" o:gfxdata="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" filled="f" strokecolor="black [3213]"/>
+              <v:rect w14:anchorId="26C423D0" id="Rectangle 4" o:spid="_x0000_s1026" style="position:absolute;margin-left:257.25pt;margin-top:31.6pt;width:62.25pt;height:24pt;z-index:251666432;visibility:visible;mso-wrap-style:square;mso-wrap-distance-left:9pt;mso-wrap-distance-top:0;mso-wrap-distance-right:9pt;mso-wrap-distance-bottom:0;mso-position-horizontal:absolute;mso-position-horizontal-relative:text;mso-position-vertical:absolute;mso-position-vertical-relative:text;v-text-anchor:middle" o:gfxdata="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" filled="f" strokecolor="black [3213]"/>
             </w:pict>
           </mc:Fallback>
         </mc:AlternateContent>
@@ -1464,7 +1444,7 @@
         <mc:AlternateContent>
           <mc:Choice Requires="wps">
             <w:drawing>
-              <wp:anchor distT="0" distB="0" distL="114300" distR="114300" simplePos="0" relativeHeight="251668480" behindDoc="0" locked="0" layoutInCell="1" allowOverlap="1" wp14:anchorId="3C3718B3" wp14:editId="537A006B">
+              <wp:anchor distT="0" distB="0" distL="114300" distR="114300" simplePos="0" relativeHeight="251668480" behindDoc="0" locked="0" layoutInCell="1" allowOverlap="1" wp14:anchorId="3C3718B3" wp14:editId="6BCE1FCA">
                 <wp:simplePos x="0" y="0"/>
                 <wp:positionH relativeFrom="column">
                   <wp:posOffset>3181350</wp:posOffset>
@@ -1525,7 +1505,7 @@
           </mc:Choice>
           <mc:Fallback>
             <w:pict>
-              <v:rect w14:anchorId="5D147A95" id="Rectangle 4" o:spid="_x0000_s1026" style="position:absolute;margin-left:250.5pt;margin-top:28.45pt;width:62.25pt;height:24pt;z-index:251668480;visibility:visible;mso-wrap-style:square;mso-wrap-distance-left:9pt;mso-wrap-distance-top:0;mso-wrap-distance-right:9pt;mso-wrap-distance-bottom:0;mso-position-horizontal:absolute;mso-position-horizontal-relative:text;mso-position-vertical:absolute;mso-position-vertical-relative:text;v-text-anchor:middle" o:gfxdata="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" filled="f" strokecolor="black [3213]"/>
+              <v:rect w14:anchorId="691D3261" id="Rectangle 4" o:spid="_x0000_s1026" style="position:absolute;margin-left:250.5pt;margin-top:28.45pt;width:62.25pt;height:24pt;z-index:251668480;visibility:visible;mso-wrap-style:square;mso-wrap-distance-left:9pt;mso-wrap-distance-top:0;mso-wrap-distance-right:9pt;mso-wrap-distance-bottom:0;mso-position-horizontal:absolute;mso-position-horizontal-relative:text;mso-position-vertical:absolute;mso-position-vertical-relative:text;v-text-anchor:middle" o:gfxdata="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" filled="f" strokecolor="black [3213]"/>
             </w:pict>
           </mc:Fallback>
         </mc:AlternateContent>
@@ -1565,7 +1545,7 @@
         <mc:AlternateContent>
           <mc:Choice Requires="wps">
             <w:drawing>
-              <wp:anchor distT="0" distB="0" distL="114300" distR="114300" simplePos="0" relativeHeight="251670528" behindDoc="0" locked="0" layoutInCell="1" allowOverlap="1" wp14:anchorId="19341469" wp14:editId="7FC02E58">
+              <wp:anchor distT="0" distB="0" distL="114300" distR="114300" simplePos="0" relativeHeight="251670528" behindDoc="0" locked="0" layoutInCell="1" allowOverlap="1" wp14:anchorId="19341469" wp14:editId="4D4983E7">
                 <wp:simplePos x="0" y="0"/>
                 <wp:positionH relativeFrom="column">
                   <wp:posOffset>2419350</wp:posOffset>
@@ -1626,7 +1606,7 @@
           </mc:Choice>
           <mc:Fallback>
             <w:pict>
-              <v:rect w14:anchorId="5F5041D9" id="Rectangle 4" o:spid="_x0000_s1026" style="position:absolute;margin-left:190.5pt;margin-top:27.9pt;width:62.25pt;height:24pt;z-index:251670528;visibility:visible;mso-wrap-style:square;mso-wrap-distance-left:9pt;mso-wrap-distance-top:0;mso-wrap-distance-right:9pt;mso-wrap-distance-bottom:0;mso-position-horizontal:absolute;mso-position-horizontal-relative:text;mso-position-vertical:absolute;mso-position-vertical-relative:text;v-text-anchor:middle" o:gfxdata="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" filled="f" strokecolor="black [3213]"/>
+              <v:rect w14:anchorId="2E8F3B2A" id="Rectangle 4" o:spid="_x0000_s1026" style="position:absolute;margin-left:190.5pt;margin-top:27.9pt;width:62.25pt;height:24pt;z-index:251670528;visibility:visible;mso-wrap-style:square;mso-wrap-distance-left:9pt;mso-wrap-distance-top:0;mso-wrap-distance-right:9pt;mso-wrap-distance-bottom:0;mso-position-horizontal:absolute;mso-position-horizontal-relative:text;mso-position-vertical:absolute;mso-position-vertical-relative:text;v-text-anchor:middle" o:gfxdata="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" filled="f" strokecolor="black [3213]"/>
             </w:pict>
           </mc:Fallback>
         </mc:AlternateContent>
@@ -1985,7 +1965,390 @@
     </w:p>
     <w:p>
       <w:pPr>
+        <w:pStyle w:val="ListParagraph"/>
+        <w:rPr>
+          <w:rFonts w:ascii="Times New Roman" w:hAnsi="Times New Roman" w:cs="Times New Roman"/>
+          <w:sz w:val="28"/>
+          <w:szCs w:val="28"/>
+        </w:rPr>
+      </w:pPr>
+    </w:p>
+    <w:p>
+      <w:pPr>
+        <w:numPr>
+          <w:ilvl w:val="0"/>
+          <w:numId w:val="4"/>
+        </w:numPr>
         <w:spacing w:line="360" w:lineRule="auto"/>
+        <w:ind w:left="360"/>
+        <w:rPr>
+          <w:rFonts w:ascii="Times New Roman" w:hAnsi="Times New Roman" w:cs="Times New Roman"/>
+          <w:b/>
+          <w:bCs/>
+          <w:sz w:val="28"/>
+          <w:szCs w:val="28"/>
+        </w:rPr>
+      </w:pPr>
+      <w:r>
+        <w:rPr>
+          <w:rFonts w:ascii="Times New Roman" w:hAnsi="Times New Roman" w:cs="Times New Roman"/>
+          <w:b/>
+          <w:bCs/>
+          <w:sz w:val="28"/>
+          <w:szCs w:val="28"/>
+        </w:rPr>
+        <w:t xml:space="preserve">Answer the following questions.          </w:t>
+      </w:r>
+      <w:r>
+        <w:rPr>
+          <w:rFonts w:ascii="Times New Roman" w:hAnsi="Times New Roman" w:cs="Times New Roman"/>
+          <w:b/>
+          <w:bCs/>
+          <w:sz w:val="28"/>
+          <w:szCs w:val="28"/>
+        </w:rPr>
+        <w:tab/>
+      </w:r>
+      <w:r>
+        <w:rPr>
+          <w:rFonts w:ascii="Times New Roman" w:hAnsi="Times New Roman" w:cs="Times New Roman"/>
+          <w:b/>
+          <w:bCs/>
+          <w:sz w:val="28"/>
+          <w:szCs w:val="28"/>
+        </w:rPr>
+        <w:tab/>
+      </w:r>
+      <w:r>
+        <w:rPr>
+          <w:rFonts w:ascii="Times New Roman" w:hAnsi="Times New Roman" w:cs="Times New Roman"/>
+          <w:b/>
+          <w:bCs/>
+          <w:sz w:val="28"/>
+          <w:szCs w:val="28"/>
+        </w:rPr>
+        <w:tab/>
+      </w:r>
+      <w:r>
+        <w:rPr>
+          <w:rFonts w:ascii="Times New Roman" w:hAnsi="Times New Roman" w:cs="Times New Roman"/>
+          <w:b/>
+          <w:bCs/>
+          <w:sz w:val="28"/>
+          <w:szCs w:val="28"/>
+        </w:rPr>
+        <w:tab/>
+      </w:r>
+      <w:r>
+        <w:rPr>
+          <w:rFonts w:ascii="Times New Roman" w:hAnsi="Times New Roman" w:cs="Times New Roman"/>
+          <w:b/>
+          <w:bCs/>
+          <w:sz w:val="28"/>
+          <w:szCs w:val="28"/>
+        </w:rPr>
+        <w:tab/>
+      </w:r>
+      <w:r>
+        <w:rPr>
+          <w:rFonts w:ascii="Times New Roman" w:hAnsi="Times New Roman" w:cs="Times New Roman"/>
+          <w:b/>
+          <w:bCs/>
+          <w:sz w:val="28"/>
+          <w:szCs w:val="28"/>
+        </w:rPr>
+        <w:tab/>
+      </w:r>
+      <w:r>
+        <w:rPr>
+          <w:rFonts w:ascii="Times New Roman" w:hAnsi="Times New Roman" w:cs="Times New Roman"/>
+          <w:b/>
+          <w:bCs/>
+          <w:sz w:val="28"/>
+          <w:szCs w:val="28"/>
+        </w:rPr>
+        <w:tab/>
+      </w:r>
+      <w:r>
+        <w:rPr>
+          <w:rFonts w:ascii="Times New Roman" w:hAnsi="Times New Roman" w:cs="Times New Roman"/>
+          <w:b/>
+          <w:bCs/>
+          <w:sz w:val="28"/>
+          <w:szCs w:val="28"/>
+        </w:rPr>
+        <w:t xml:space="preserve">      </w:t>
+      </w:r>
+      <w:r>
+        <w:rPr>
+          <w:rFonts w:ascii="Times New Roman" w:hAnsi="Times New Roman" w:cs="Times New Roman"/>
+          <w:b/>
+          <w:bCs/>
+          <w:sz w:val="28"/>
+          <w:szCs w:val="28"/>
+        </w:rPr>
+        <w:tab/>
+      </w:r>
+      <w:r>
+        <w:rPr>
+          <w:rFonts w:ascii="Times New Roman" w:hAnsi="Times New Roman" w:cs="Times New Roman"/>
+          <w:b/>
+          <w:bCs/>
+          <w:sz w:val="28"/>
+          <w:szCs w:val="28"/>
+        </w:rPr>
+        <w:t>[6]</w:t>
+      </w:r>
+    </w:p>
+    <w:p>
+      <w:pPr>
+        <w:numPr>
+          <w:ilvl w:val="0"/>
+          <w:numId w:val="1"/>
+        </w:numPr>
+        <w:spacing w:after="120" w:line="480" w:lineRule="auto"/>
+        <w:ind w:left="792"/>
+        <w:rPr>
+          <w:rFonts w:ascii="Times New Roman" w:hAnsi="Times New Roman" w:cs="Times New Roman"/>
+          <w:sz w:val="28"/>
+          <w:szCs w:val="28"/>
+        </w:rPr>
+      </w:pPr>
+      <w:r>
+        <w:rPr>
+          <w:rFonts w:ascii="Times New Roman" w:hAnsi="Times New Roman" w:cs="Times New Roman"/>
+          <w:sz w:val="28"/>
+          <w:szCs w:val="28"/>
+        </w:rPr>
+        <w:t>Write any two source</w:t>
+      </w:r>
+      <w:r>
+        <w:rPr>
+          <w:rFonts w:ascii="Times New Roman" w:hAnsi="Times New Roman" w:cs="Times New Roman"/>
+          <w:sz w:val="28"/>
+          <w:szCs w:val="28"/>
+        </w:rPr>
+        <w:t>s</w:t>
+      </w:r>
+      <w:r>
+        <w:rPr>
+          <w:rFonts w:ascii="Times New Roman" w:hAnsi="Times New Roman" w:cs="Times New Roman"/>
+          <w:sz w:val="28"/>
+          <w:szCs w:val="28"/>
+        </w:rPr>
+        <w:t xml:space="preserve"> of water</w:t>
+      </w:r>
+      <w:r>
+        <w:rPr>
+          <w:rFonts w:ascii="Times New Roman" w:hAnsi="Times New Roman" w:cs="Times New Roman"/>
+          <w:sz w:val="28"/>
+          <w:szCs w:val="28"/>
+        </w:rPr>
+        <w:t>.</w:t>
+      </w:r>
+    </w:p>
+    <w:p>
+      <w:pPr>
+        <w:spacing w:after="120" w:line="360" w:lineRule="auto"/>
+        <w:ind w:left="576"/>
+        <w:rPr>
+          <w:rFonts w:ascii="Times New Roman" w:hAnsi="Times New Roman" w:cs="Times New Roman"/>
+          <w:sz w:val="28"/>
+          <w:szCs w:val="28"/>
+        </w:rPr>
+      </w:pPr>
+      <w:r>
+        <w:rPr>
+          <w:rFonts w:ascii="Times New Roman" w:hAnsi="Times New Roman" w:cs="Times New Roman"/>
+          <w:sz w:val="28"/>
+          <w:szCs w:val="28"/>
+        </w:rPr>
+        <w:t>A</w:t>
+      </w:r>
+      <w:r>
+        <w:rPr>
+          <w:rFonts w:ascii="Times New Roman" w:hAnsi="Times New Roman" w:cs="Times New Roman"/>
+          <w:sz w:val="28"/>
+          <w:szCs w:val="28"/>
+        </w:rPr>
+        <w:t xml:space="preserve">ns </w:t>
+      </w:r>
+      <w:r>
+        <w:rPr>
+          <w:rFonts w:ascii="Times New Roman" w:hAnsi="Times New Roman" w:cs="Times New Roman"/>
+          <w:sz w:val="28"/>
+          <w:szCs w:val="28"/>
+        </w:rPr>
+        <w:t>- _______________________________________________________</w:t>
+      </w:r>
+      <w:r>
+        <w:rPr>
+          <w:rFonts w:ascii="Times New Roman" w:hAnsi="Times New Roman" w:cs="Times New Roman"/>
+          <w:sz w:val="28"/>
+          <w:szCs w:val="28"/>
+        </w:rPr>
+        <w:t>__________</w:t>
+      </w:r>
+      <w:r>
+        <w:rPr>
+          <w:rFonts w:ascii="Times New Roman" w:hAnsi="Times New Roman" w:cs="Times New Roman"/>
+          <w:sz w:val="28"/>
+          <w:szCs w:val="28"/>
+        </w:rPr>
+        <w:t>.</w:t>
+      </w:r>
+    </w:p>
+    <w:p>
+      <w:pPr>
+        <w:numPr>
+          <w:ilvl w:val="0"/>
+          <w:numId w:val="1"/>
+        </w:numPr>
+        <w:spacing w:after="120" w:line="480" w:lineRule="auto"/>
+        <w:ind w:left="792"/>
+        <w:rPr>
+          <w:rFonts w:ascii="Times New Roman" w:hAnsi="Times New Roman" w:cs="Times New Roman"/>
+          <w:sz w:val="28"/>
+          <w:szCs w:val="28"/>
+        </w:rPr>
+      </w:pPr>
+      <w:r>
+        <w:rPr>
+          <w:rFonts w:ascii="Times New Roman" w:hAnsi="Times New Roman" w:cs="Times New Roman"/>
+          <w:sz w:val="28"/>
+          <w:szCs w:val="28"/>
+        </w:rPr>
+        <w:t>What does sun give us?</w:t>
+      </w:r>
+    </w:p>
+    <w:p>
+      <w:pPr>
+        <w:spacing w:after="120" w:line="360" w:lineRule="auto"/>
+        <w:ind w:left="576"/>
+        <w:rPr>
+          <w:rFonts w:ascii="Times New Roman" w:hAnsi="Times New Roman" w:cs="Times New Roman"/>
+          <w:sz w:val="28"/>
+          <w:szCs w:val="28"/>
+        </w:rPr>
+      </w:pPr>
+      <w:r>
+        <w:rPr>
+          <w:rFonts w:ascii="Times New Roman" w:hAnsi="Times New Roman" w:cs="Times New Roman"/>
+          <w:sz w:val="28"/>
+          <w:szCs w:val="28"/>
+        </w:rPr>
+        <w:t>Ans</w:t>
+      </w:r>
+      <w:r>
+        <w:rPr>
+          <w:rFonts w:ascii="Times New Roman" w:hAnsi="Times New Roman" w:cs="Times New Roman"/>
+          <w:sz w:val="28"/>
+          <w:szCs w:val="28"/>
+        </w:rPr>
+        <w:t xml:space="preserve"> </w:t>
+      </w:r>
+      <w:r>
+        <w:rPr>
+          <w:rFonts w:ascii="Times New Roman" w:hAnsi="Times New Roman" w:cs="Times New Roman"/>
+          <w:sz w:val="28"/>
+          <w:szCs w:val="28"/>
+        </w:rPr>
+        <w:t>- ________________________________________________________</w:t>
+      </w:r>
+      <w:r>
+        <w:rPr>
+          <w:rFonts w:ascii="Times New Roman" w:hAnsi="Times New Roman" w:cs="Times New Roman"/>
+          <w:sz w:val="28"/>
+          <w:szCs w:val="28"/>
+        </w:rPr>
+        <w:t>_________</w:t>
+      </w:r>
+      <w:r>
+        <w:rPr>
+          <w:rFonts w:ascii="Times New Roman" w:hAnsi="Times New Roman" w:cs="Times New Roman"/>
+          <w:sz w:val="28"/>
+          <w:szCs w:val="28"/>
+        </w:rPr>
+        <w:t>.</w:t>
+      </w:r>
+    </w:p>
+    <w:p>
+      <w:pPr>
+        <w:numPr>
+          <w:ilvl w:val="0"/>
+          <w:numId w:val="1"/>
+        </w:numPr>
+        <w:spacing w:after="120" w:line="480" w:lineRule="auto"/>
+        <w:ind w:left="792"/>
+        <w:rPr>
+          <w:rFonts w:ascii="Times New Roman" w:hAnsi="Times New Roman" w:cs="Times New Roman"/>
+          <w:sz w:val="28"/>
+          <w:szCs w:val="28"/>
+        </w:rPr>
+      </w:pPr>
+      <w:r>
+        <w:rPr>
+          <w:rFonts w:ascii="Times New Roman" w:hAnsi="Times New Roman" w:cs="Times New Roman"/>
+          <w:sz w:val="28"/>
+          <w:szCs w:val="28"/>
+        </w:rPr>
+        <w:t>What is weather like today?</w:t>
+      </w:r>
+    </w:p>
+    <w:p>
+      <w:pPr>
+        <w:spacing w:after="120" w:line="360" w:lineRule="auto"/>
+        <w:ind w:left="576"/>
+        <w:rPr>
+          <w:rFonts w:ascii="Times New Roman" w:hAnsi="Times New Roman" w:cs="Times New Roman"/>
+          <w:sz w:val="28"/>
+          <w:szCs w:val="28"/>
+        </w:rPr>
+      </w:pPr>
+      <w:r>
+        <w:rPr>
+          <w:rFonts w:ascii="Times New Roman" w:hAnsi="Times New Roman" w:cs="Times New Roman"/>
+          <w:sz w:val="28"/>
+          <w:szCs w:val="28"/>
+        </w:rPr>
+        <w:t>Ans</w:t>
+      </w:r>
+      <w:r>
+        <w:rPr>
+          <w:rFonts w:ascii="Times New Roman" w:hAnsi="Times New Roman" w:cs="Times New Roman"/>
+          <w:sz w:val="28"/>
+          <w:szCs w:val="28"/>
+        </w:rPr>
+        <w:t xml:space="preserve"> </w:t>
+      </w:r>
+      <w:r>
+        <w:rPr>
+          <w:rFonts w:ascii="Times New Roman" w:hAnsi="Times New Roman" w:cs="Times New Roman"/>
+          <w:sz w:val="28"/>
+          <w:szCs w:val="28"/>
+        </w:rPr>
+        <w:t>- ________________________________________________________</w:t>
+      </w:r>
+      <w:r>
+        <w:rPr>
+          <w:rFonts w:ascii="Times New Roman" w:hAnsi="Times New Roman" w:cs="Times New Roman"/>
+          <w:sz w:val="28"/>
+          <w:szCs w:val="28"/>
+        </w:rPr>
+        <w:t>_________</w:t>
+      </w:r>
+      <w:r>
+        <w:rPr>
+          <w:rFonts w:ascii="Times New Roman" w:hAnsi="Times New Roman" w:cs="Times New Roman"/>
+          <w:sz w:val="28"/>
+          <w:szCs w:val="28"/>
+        </w:rPr>
+        <w:t>.</w:t>
+      </w:r>
+    </w:p>
+    <w:p>
+      <w:pPr>
+        <w:spacing w:after="120"/>
         <w:rPr>
           <w:rFonts w:ascii="Times New Roman" w:hAnsi="Times New Roman" w:cs="Times New Roman"/>
           <w:sz w:val="28"/>
@@ -2011,6 +2374,79 @@
       </w:pPr>
       <w:r>
         <w:rPr>
+          <w:noProof/>
+        </w:rPr>
+        <w:lastRenderedPageBreak/>
+        <w:drawing>
+          <wp:anchor distT="0" distB="0" distL="114300" distR="114300" simplePos="0" relativeHeight="251672576" behindDoc="0" locked="0" layoutInCell="1" allowOverlap="1" wp14:anchorId="5028505B" wp14:editId="4BF77DB3">
+            <wp:simplePos x="0" y="0"/>
+            <wp:positionH relativeFrom="column">
+              <wp:posOffset>4390390</wp:posOffset>
+            </wp:positionH>
+            <wp:positionV relativeFrom="paragraph">
+              <wp:posOffset>4481</wp:posOffset>
+            </wp:positionV>
+            <wp:extent cx="657082" cy="586908"/>
+            <wp:effectExtent l="0" t="0" r="0" b="3810"/>
+            <wp:wrapNone/>
+            <wp:docPr id="1222403598" name="Picture 10" descr="Vector hands illustration in black and white. Human hand outline Stock  Vector Image &amp; Art - Alamy"/>
+            <wp:cNvGraphicFramePr>
+              <a:graphicFrameLocks xmlns:a="http://schemas.openxmlformats.org/drawingml/2006/main" noChangeAspect="1"/>
+            </wp:cNvGraphicFramePr>
+            <a:graphic xmlns:a="http://schemas.openxmlformats.org/drawingml/2006/main">
+              <a:graphicData uri="http://schemas.openxmlformats.org/drawingml/2006/picture">
+                <pic:pic xmlns:pic="http://schemas.openxmlformats.org/drawingml/2006/picture">
+                  <pic:nvPicPr>
+                    <pic:cNvPr id="0" name="Picture 1" descr="Vector hands illustration in black and white. Human hand outline Stock  Vector Image &amp; Art - Alamy"/>
+                    <pic:cNvPicPr>
+                      <a:picLocks noChangeAspect="1" noChangeArrowheads="1"/>
+                    </pic:cNvPicPr>
+                  </pic:nvPicPr>
+                  <pic:blipFill rotWithShape="1">
+                    <a:blip r:embed="rId8" cstate="print">
+                      <a:extLst>
+                        <a:ext uri="{28A0092B-C50C-407E-A947-70E740481C1C}">
+                          <a14:useLocalDpi xmlns:a14="http://schemas.microsoft.com/office/drawing/2010/main" val="0"/>
+                        </a:ext>
+                      </a:extLst>
+                    </a:blip>
+                    <a:srcRect l="7981" t="12717" r="7960" b="17095"/>
+                    <a:stretch>
+                      <a:fillRect/>
+                    </a:stretch>
+                  </pic:blipFill>
+                  <pic:spPr bwMode="auto">
+                    <a:xfrm>
+                      <a:off x="0" y="0"/>
+                      <a:ext cx="657082" cy="586908"/>
+                    </a:xfrm>
+                    <a:prstGeom prst="rect">
+                      <a:avLst/>
+                    </a:prstGeom>
+                    <a:noFill/>
+                    <a:ln>
+                      <a:noFill/>
+                    </a:ln>
+                    <a:extLst>
+                      <a:ext uri="{53640926-AAD7-44D8-BBD7-CCE9431645EC}">
+                        <a14:shadowObscured xmlns:a14="http://schemas.microsoft.com/office/drawing/2010/main"/>
+                      </a:ext>
+                    </a:extLst>
+                  </pic:spPr>
+                </pic:pic>
+              </a:graphicData>
+            </a:graphic>
+            <wp14:sizeRelH relativeFrom="margin">
+              <wp14:pctWidth>0</wp14:pctWidth>
+            </wp14:sizeRelH>
+            <wp14:sizeRelV relativeFrom="margin">
+              <wp14:pctHeight>0</wp14:pctHeight>
+            </wp14:sizeRelV>
+          </wp:anchor>
+        </w:drawing>
+      </w:r>
+      <w:r>
+        <w:rPr>
           <w:rFonts w:ascii="Times New Roman" w:hAnsi="Times New Roman" w:cs="Times New Roman"/>
           <w:b/>
           <w:bCs/>
@@ -2107,7 +2543,7 @@
           <w:sz w:val="28"/>
           <w:szCs w:val="28"/>
         </w:rPr>
-        <w:t>Big or small.                                              Picture of hand</w:t>
+        <w:t xml:space="preserve">Big or small                                              </w:t>
       </w:r>
     </w:p>
     <w:p>
@@ -2122,11 +2558,95 @@
       </w:pPr>
       <w:r>
         <w:rPr>
-          <w:rFonts w:ascii="Times New Roman" w:hAnsi="Times New Roman" w:cs="Times New Roman"/>
-          <w:sz w:val="28"/>
-          <w:szCs w:val="28"/>
-        </w:rPr>
-        <w:t>Hot or cold.                                               Picture of eye</w:t>
+          <w:noProof/>
+        </w:rPr>
+        <w:drawing>
+          <wp:anchor distT="0" distB="0" distL="114300" distR="114300" simplePos="0" relativeHeight="251673600" behindDoc="0" locked="0" layoutInCell="1" allowOverlap="1" wp14:anchorId="766220C7" wp14:editId="35B3BD9C">
+            <wp:simplePos x="0" y="0"/>
+            <wp:positionH relativeFrom="column">
+              <wp:posOffset>4474210</wp:posOffset>
+            </wp:positionH>
+            <wp:positionV relativeFrom="paragraph">
+              <wp:posOffset>176254</wp:posOffset>
+            </wp:positionV>
+            <wp:extent cx="799851" cy="492437"/>
+            <wp:effectExtent l="0" t="0" r="635" b="3175"/>
+            <wp:wrapNone/>
+            <wp:docPr id="872723397" name="Picture 11" descr="Eye Black And White Vector Art, Icons, and Graphics for Free Download"/>
+            <wp:cNvGraphicFramePr>
+              <a:graphicFrameLocks xmlns:a="http://schemas.openxmlformats.org/drawingml/2006/main" noChangeAspect="1"/>
+            </wp:cNvGraphicFramePr>
+            <a:graphic xmlns:a="http://schemas.openxmlformats.org/drawingml/2006/main">
+              <a:graphicData uri="http://schemas.openxmlformats.org/drawingml/2006/picture">
+                <pic:pic xmlns:pic="http://schemas.openxmlformats.org/drawingml/2006/picture">
+                  <pic:nvPicPr>
+                    <pic:cNvPr id="0" name="Picture 3" descr="Eye Black And White Vector Art, Icons, and Graphics for Free Download"/>
+                    <pic:cNvPicPr>
+                      <a:picLocks noChangeAspect="1" noChangeArrowheads="1"/>
+                    </pic:cNvPicPr>
+                  </pic:nvPicPr>
+                  <pic:blipFill rotWithShape="1">
+                    <a:blip r:embed="rId9" cstate="print">
+                      <a:extLst>
+                        <a:ext uri="{BEBA8EAE-BF5A-486C-A8C5-ECC9F3942E4B}">
+                          <a14:imgProps xmlns:a14="http://schemas.microsoft.com/office/drawing/2010/main">
+                            <a14:imgLayer r:embed="rId10">
+                              <a14:imgEffect>
+                                <a14:sharpenSoften amount="50000"/>
+                              </a14:imgEffect>
+                              <a14:imgEffect>
+                                <a14:brightnessContrast bright="20000" contrast="-40000"/>
+                              </a14:imgEffect>
+                            </a14:imgLayer>
+                          </a14:imgProps>
+                        </a:ext>
+                        <a:ext uri="{28A0092B-C50C-407E-A947-70E740481C1C}">
+                          <a14:useLocalDpi xmlns:a14="http://schemas.microsoft.com/office/drawing/2010/main" val="0"/>
+                        </a:ext>
+                      </a:extLst>
+                    </a:blip>
+                    <a:srcRect l="10390" t="13239" r="8450" b="12438"/>
+                    <a:stretch>
+                      <a:fillRect/>
+                    </a:stretch>
+                  </pic:blipFill>
+                  <pic:spPr bwMode="auto">
+                    <a:xfrm>
+                      <a:off x="0" y="0"/>
+                      <a:ext cx="799851" cy="492437"/>
+                    </a:xfrm>
+                    <a:prstGeom prst="rect">
+                      <a:avLst/>
+                    </a:prstGeom>
+                    <a:noFill/>
+                    <a:ln>
+                      <a:noFill/>
+                    </a:ln>
+                    <a:extLst>
+                      <a:ext uri="{53640926-AAD7-44D8-BBD7-CCE9431645EC}">
+                        <a14:shadowObscured xmlns:a14="http://schemas.microsoft.com/office/drawing/2010/main"/>
+                      </a:ext>
+                    </a:extLst>
+                  </pic:spPr>
+                </pic:pic>
+              </a:graphicData>
+            </a:graphic>
+            <wp14:sizeRelH relativeFrom="margin">
+              <wp14:pctWidth>0</wp14:pctWidth>
+            </wp14:sizeRelH>
+            <wp14:sizeRelV relativeFrom="margin">
+              <wp14:pctHeight>0</wp14:pctHeight>
+            </wp14:sizeRelV>
+          </wp:anchor>
+        </w:drawing>
+      </w:r>
+      <w:r>
+        <w:rPr>
+          <w:rFonts w:ascii="Times New Roman" w:hAnsi="Times New Roman" w:cs="Times New Roman"/>
+          <w:sz w:val="28"/>
+          <w:szCs w:val="28"/>
+        </w:rPr>
+        <w:t xml:space="preserve">Hot or cold                                               </w:t>
       </w:r>
     </w:p>
     <w:p>
@@ -2141,11 +2661,83 @@
       </w:pPr>
       <w:r>
         <w:rPr>
-          <w:rFonts w:ascii="Times New Roman" w:hAnsi="Times New Roman" w:cs="Times New Roman"/>
-          <w:sz w:val="28"/>
-          <w:szCs w:val="28"/>
-        </w:rPr>
-        <w:t xml:space="preserve">Sweet or sour.                                         </w:t>
+          <w:noProof/>
+        </w:rPr>
+        <w:drawing>
+          <wp:anchor distT="0" distB="0" distL="114300" distR="114300" simplePos="0" relativeHeight="251674624" behindDoc="0" locked="0" layoutInCell="1" allowOverlap="1" wp14:anchorId="25CAAC5B" wp14:editId="4C4C4515">
+            <wp:simplePos x="0" y="0"/>
+            <wp:positionH relativeFrom="column">
+              <wp:posOffset>4612005</wp:posOffset>
+            </wp:positionH>
+            <wp:positionV relativeFrom="paragraph">
+              <wp:posOffset>298570</wp:posOffset>
+            </wp:positionV>
+            <wp:extent cx="527685" cy="772795"/>
+            <wp:effectExtent l="0" t="0" r="5715" b="8255"/>
+            <wp:wrapNone/>
+            <wp:docPr id="347233941" name="Picture 12" descr="Black and White Ear Clip Art Free Pictures｜Illustoon"/>
+            <wp:cNvGraphicFramePr>
+              <a:graphicFrameLocks xmlns:a="http://schemas.openxmlformats.org/drawingml/2006/main" noChangeAspect="1"/>
+            </wp:cNvGraphicFramePr>
+            <a:graphic xmlns:a="http://schemas.openxmlformats.org/drawingml/2006/main">
+              <a:graphicData uri="http://schemas.openxmlformats.org/drawingml/2006/picture">
+                <pic:pic xmlns:pic="http://schemas.openxmlformats.org/drawingml/2006/picture">
+                  <pic:nvPicPr>
+                    <pic:cNvPr id="0" name="Picture 5" descr="Black and White Ear Clip Art Free Pictures｜Illustoon"/>
+                    <pic:cNvPicPr>
+                      <a:picLocks noChangeAspect="1" noChangeArrowheads="1"/>
+                    </pic:cNvPicPr>
+                  </pic:nvPicPr>
+                  <pic:blipFill rotWithShape="1">
+                    <a:blip r:embed="rId11" cstate="print">
+                      <a:extLst>
+                        <a:ext uri="{28A0092B-C50C-407E-A947-70E740481C1C}">
+                          <a14:useLocalDpi xmlns:a14="http://schemas.microsoft.com/office/drawing/2010/main" val="0"/>
+                        </a:ext>
+                      </a:extLst>
+                    </a:blip>
+                    <a:srcRect l="23248" t="10438" r="23609" b="11743"/>
+                    <a:stretch>
+                      <a:fillRect/>
+                    </a:stretch>
+                  </pic:blipFill>
+                  <pic:spPr bwMode="auto">
+                    <a:xfrm>
+                      <a:off x="0" y="0"/>
+                      <a:ext cx="527685" cy="772795"/>
+                    </a:xfrm>
+                    <a:prstGeom prst="rect">
+                      <a:avLst/>
+                    </a:prstGeom>
+                    <a:noFill/>
+                    <a:ln>
+                      <a:noFill/>
+                    </a:ln>
+                    <a:extLst>
+                      <a:ext uri="{53640926-AAD7-44D8-BBD7-CCE9431645EC}">
+                        <a14:shadowObscured xmlns:a14="http://schemas.microsoft.com/office/drawing/2010/main"/>
+                      </a:ext>
+                    </a:extLst>
+                  </pic:spPr>
+                </pic:pic>
+              </a:graphicData>
+            </a:graphic>
+            <wp14:sizeRelH relativeFrom="margin">
+              <wp14:pctWidth>0</wp14:pctWidth>
+            </wp14:sizeRelH>
+            <wp14:sizeRelV relativeFrom="margin">
+              <wp14:pctHeight>0</wp14:pctHeight>
+            </wp14:sizeRelV>
+          </wp:anchor>
+        </w:drawing>
+      </w:r>
+      <w:r>
+        <w:rPr>
+          <w:rFonts w:ascii="Times New Roman" w:hAnsi="Times New Roman" w:cs="Times New Roman"/>
+          <w:sz w:val="28"/>
+          <w:szCs w:val="28"/>
+        </w:rPr>
+        <w:t xml:space="preserve">Sweet or sour                                         </w:t>
       </w:r>
       <w:r>
         <w:rPr>
@@ -2169,7 +2761,7 @@
           <w:sz w:val="28"/>
           <w:szCs w:val="28"/>
         </w:rPr>
-        <w:t xml:space="preserve"> Picture of ear</w:t>
+        <w:t xml:space="preserve"> </w:t>
       </w:r>
     </w:p>
     <w:p>
@@ -2188,7 +2780,7 @@
           <w:sz w:val="28"/>
           <w:szCs w:val="28"/>
         </w:rPr>
-        <w:t>Good or bad smell.                                    Picture of tongue</w:t>
+        <w:t xml:space="preserve">Good or bad smell                                    </w:t>
       </w:r>
     </w:p>
     <w:p>
@@ -2203,11 +2795,682 @@
       </w:pPr>
       <w:r>
         <w:rPr>
-          <w:rFonts w:ascii="Times New Roman" w:hAnsi="Times New Roman" w:cs="Times New Roman"/>
-          <w:sz w:val="28"/>
-          <w:szCs w:val="28"/>
-        </w:rPr>
-        <w:t>Song or noise.                                            Picture of nose</w:t>
+          <w:noProof/>
+        </w:rPr>
+        <w:drawing>
+          <wp:anchor distT="0" distB="0" distL="114300" distR="114300" simplePos="0" relativeHeight="251675648" behindDoc="0" locked="0" layoutInCell="1" allowOverlap="1" wp14:anchorId="126C0306" wp14:editId="71FDB604">
+            <wp:simplePos x="0" y="0"/>
+            <wp:positionH relativeFrom="column">
+              <wp:posOffset>4711700</wp:posOffset>
+            </wp:positionH>
+            <wp:positionV relativeFrom="paragraph">
+              <wp:posOffset>10795</wp:posOffset>
+            </wp:positionV>
+            <wp:extent cx="568960" cy="590550"/>
+            <wp:effectExtent l="0" t="0" r="2540" b="0"/>
+            <wp:wrapNone/>
+            <wp:docPr id="1211502200" name="Picture 13" descr="Smiling Mouth With Tongue Out Icon Image Vector Illustration Design Black  And White Royalty Free SVG, Cliparts, Vectors, and Stock Illustration.  Image 83366908."/>
+            <wp:cNvGraphicFramePr>
+              <a:graphicFrameLocks xmlns:a="http://schemas.openxmlformats.org/drawingml/2006/main" noChangeAspect="1"/>
+            </wp:cNvGraphicFramePr>
+            <a:graphic xmlns:a="http://schemas.openxmlformats.org/drawingml/2006/main">
+              <a:graphicData uri="http://schemas.openxmlformats.org/drawingml/2006/picture">
+                <pic:pic xmlns:pic="http://schemas.openxmlformats.org/drawingml/2006/picture">
+                  <pic:nvPicPr>
+                    <pic:cNvPr id="0" name="Picture 7" descr="Smiling Mouth With Tongue Out Icon Image Vector Illustration Design Black  And White Royalty Free SVG, Cliparts, Vectors, and Stock Illustration.  Image 83366908."/>
+                    <pic:cNvPicPr>
+                      <a:picLocks noChangeAspect="1" noChangeArrowheads="1"/>
+                    </pic:cNvPicPr>
+                  </pic:nvPicPr>
+                  <pic:blipFill rotWithShape="1">
+                    <a:blip r:embed="rId12" cstate="print">
+                      <a:extLst>
+                        <a:ext uri="{28A0092B-C50C-407E-A947-70E740481C1C}">
+                          <a14:useLocalDpi xmlns:a14="http://schemas.microsoft.com/office/drawing/2010/main" val="0"/>
+                        </a:ext>
+                      </a:extLst>
+                    </a:blip>
+                    <a:srcRect l="10432" t="8851" r="10603" b="9234"/>
+                    <a:stretch>
+                      <a:fillRect/>
+                    </a:stretch>
+                  </pic:blipFill>
+                  <pic:spPr bwMode="auto">
+                    <a:xfrm>
+                      <a:off x="0" y="0"/>
+                      <a:ext cx="568960" cy="590550"/>
+                    </a:xfrm>
+                    <a:prstGeom prst="rect">
+                      <a:avLst/>
+                    </a:prstGeom>
+                    <a:noFill/>
+                    <a:ln>
+                      <a:noFill/>
+                    </a:ln>
+                    <a:extLst>
+                      <a:ext uri="{53640926-AAD7-44D8-BBD7-CCE9431645EC}">
+                        <a14:shadowObscured xmlns:a14="http://schemas.microsoft.com/office/drawing/2010/main"/>
+                      </a:ext>
+                    </a:extLst>
+                  </pic:spPr>
+                </pic:pic>
+              </a:graphicData>
+            </a:graphic>
+            <wp14:sizeRelH relativeFrom="margin">
+              <wp14:pctWidth>0</wp14:pctWidth>
+            </wp14:sizeRelH>
+            <wp14:sizeRelV relativeFrom="margin">
+              <wp14:pctHeight>0</wp14:pctHeight>
+            </wp14:sizeRelV>
+          </wp:anchor>
+        </w:drawing>
+      </w:r>
+      <w:r>
+        <w:rPr>
+          <w:rFonts w:ascii="Times New Roman" w:hAnsi="Times New Roman" w:cs="Times New Roman"/>
+          <w:sz w:val="28"/>
+          <w:szCs w:val="28"/>
+        </w:rPr>
+        <w:t xml:space="preserve">Song or noise  </w:t>
+      </w:r>
+    </w:p>
+    <w:p>
+      <w:pPr>
+        <w:spacing w:before="100" w:beforeAutospacing="1" w:line="720" w:lineRule="auto"/>
+        <w:ind w:left="720"/>
+        <w:rPr>
+          <w:rFonts w:ascii="Times New Roman" w:hAnsi="Times New Roman" w:cs="Times New Roman"/>
+          <w:sz w:val="28"/>
+          <w:szCs w:val="28"/>
+        </w:rPr>
+      </w:pPr>
+      <w:r>
+        <w:rPr>
+          <w:noProof/>
+        </w:rPr>
+        <w:drawing>
+          <wp:anchor distT="0" distB="0" distL="114300" distR="114300" simplePos="0" relativeHeight="251676672" behindDoc="0" locked="0" layoutInCell="1" allowOverlap="1" wp14:anchorId="579CDACC" wp14:editId="17BBF519">
+            <wp:simplePos x="0" y="0"/>
+            <wp:positionH relativeFrom="column">
+              <wp:posOffset>4694555</wp:posOffset>
+            </wp:positionH>
+            <wp:positionV relativeFrom="paragraph">
+              <wp:posOffset>27940</wp:posOffset>
+            </wp:positionV>
+            <wp:extent cx="580390" cy="786130"/>
+            <wp:effectExtent l="0" t="0" r="0" b="0"/>
+            <wp:wrapNone/>
+            <wp:docPr id="485397851" name="Picture 14" descr="Nose Black and Nose Clip Art Free PNG Image｜Illustoon"/>
+            <wp:cNvGraphicFramePr>
+              <a:graphicFrameLocks xmlns:a="http://schemas.openxmlformats.org/drawingml/2006/main" noChangeAspect="1"/>
+            </wp:cNvGraphicFramePr>
+            <a:graphic xmlns:a="http://schemas.openxmlformats.org/drawingml/2006/main">
+              <a:graphicData uri="http://schemas.openxmlformats.org/drawingml/2006/picture">
+                <pic:pic xmlns:pic="http://schemas.openxmlformats.org/drawingml/2006/picture">
+                  <pic:nvPicPr>
+                    <pic:cNvPr id="0" name="Picture 9" descr="Nose Black and Nose Clip Art Free PNG Image｜Illustoon"/>
+                    <pic:cNvPicPr>
+                      <a:picLocks noChangeAspect="1" noChangeArrowheads="1"/>
+                    </pic:cNvPicPr>
+                  </pic:nvPicPr>
+                  <pic:blipFill rotWithShape="1">
+                    <a:blip r:embed="rId13" cstate="print">
+                      <a:extLst>
+                        <a:ext uri="{28A0092B-C50C-407E-A947-70E740481C1C}">
+                          <a14:useLocalDpi xmlns:a14="http://schemas.microsoft.com/office/drawing/2010/main" val="0"/>
+                        </a:ext>
+                      </a:extLst>
+                    </a:blip>
+                    <a:srcRect l="19659" t="14161" r="20567" b="4831"/>
+                    <a:stretch>
+                      <a:fillRect/>
+                    </a:stretch>
+                  </pic:blipFill>
+                  <pic:spPr bwMode="auto">
+                    <a:xfrm>
+                      <a:off x="0" y="0"/>
+                      <a:ext cx="580390" cy="786130"/>
+                    </a:xfrm>
+                    <a:prstGeom prst="rect">
+                      <a:avLst/>
+                    </a:prstGeom>
+                    <a:noFill/>
+                    <a:ln>
+                      <a:noFill/>
+                    </a:ln>
+                    <a:extLst>
+                      <a:ext uri="{53640926-AAD7-44D8-BBD7-CCE9431645EC}">
+                        <a14:shadowObscured xmlns:a14="http://schemas.microsoft.com/office/drawing/2010/main"/>
+                      </a:ext>
+                    </a:extLst>
+                  </pic:spPr>
+                </pic:pic>
+              </a:graphicData>
+            </a:graphic>
+            <wp14:sizeRelH relativeFrom="margin">
+              <wp14:pctWidth>0</wp14:pctWidth>
+            </wp14:sizeRelH>
+            <wp14:sizeRelV relativeFrom="margin">
+              <wp14:pctHeight>0</wp14:pctHeight>
+            </wp14:sizeRelV>
+          </wp:anchor>
+        </w:drawing>
+      </w:r>
+      <w:r>
+        <w:rPr>
+          <w:rFonts w:ascii="Times New Roman" w:hAnsi="Times New Roman" w:cs="Times New Roman"/>
+          <w:sz w:val="28"/>
+          <w:szCs w:val="28"/>
+        </w:rPr>
+        <w:t xml:space="preserve">                                          </w:t>
+      </w:r>
+    </w:p>
+    <w:p>
+      <w:pPr>
+        <w:numPr>
+          <w:ilvl w:val="0"/>
+          <w:numId w:val="4"/>
+        </w:numPr>
+        <w:spacing w:line="240" w:lineRule="auto"/>
+        <w:ind w:left="360"/>
+        <w:rPr>
+          <w:rFonts w:ascii="Times New Roman" w:hAnsi="Times New Roman" w:cs="Times New Roman"/>
+          <w:b/>
+          <w:bCs/>
+          <w:sz w:val="28"/>
+          <w:szCs w:val="28"/>
+        </w:rPr>
+      </w:pPr>
+      <w:r>
+        <w:rPr>
+          <w:rFonts w:ascii="Times New Roman" w:hAnsi="Times New Roman" w:cs="Times New Roman"/>
+          <w:b/>
+          <w:bCs/>
+          <w:sz w:val="28"/>
+          <w:szCs w:val="28"/>
+        </w:rPr>
+        <w:t xml:space="preserve">Tick the correct answer.                  </w:t>
+      </w:r>
+      <w:r>
+        <w:rPr>
+          <w:rFonts w:ascii="Times New Roman" w:hAnsi="Times New Roman" w:cs="Times New Roman"/>
+          <w:b/>
+          <w:bCs/>
+          <w:sz w:val="28"/>
+          <w:szCs w:val="28"/>
+        </w:rPr>
+        <w:tab/>
+      </w:r>
+      <w:r>
+        <w:rPr>
+          <w:rFonts w:ascii="Times New Roman" w:hAnsi="Times New Roman" w:cs="Times New Roman"/>
+          <w:b/>
+          <w:bCs/>
+          <w:sz w:val="28"/>
+          <w:szCs w:val="28"/>
+        </w:rPr>
+        <w:tab/>
+      </w:r>
+      <w:r>
+        <w:rPr>
+          <w:rFonts w:ascii="Times New Roman" w:hAnsi="Times New Roman" w:cs="Times New Roman"/>
+          <w:b/>
+          <w:bCs/>
+          <w:sz w:val="28"/>
+          <w:szCs w:val="28"/>
+        </w:rPr>
+        <w:tab/>
+      </w:r>
+      <w:r>
+        <w:rPr>
+          <w:rFonts w:ascii="Times New Roman" w:hAnsi="Times New Roman" w:cs="Times New Roman"/>
+          <w:b/>
+          <w:bCs/>
+          <w:sz w:val="28"/>
+          <w:szCs w:val="28"/>
+        </w:rPr>
+        <w:tab/>
+      </w:r>
+      <w:r>
+        <w:rPr>
+          <w:rFonts w:ascii="Times New Roman" w:hAnsi="Times New Roman" w:cs="Times New Roman"/>
+          <w:b/>
+          <w:bCs/>
+          <w:sz w:val="28"/>
+          <w:szCs w:val="28"/>
+        </w:rPr>
+        <w:tab/>
+      </w:r>
+      <w:r>
+        <w:rPr>
+          <w:rFonts w:ascii="Times New Roman" w:hAnsi="Times New Roman" w:cs="Times New Roman"/>
+          <w:b/>
+          <w:bCs/>
+          <w:sz w:val="28"/>
+          <w:szCs w:val="28"/>
+        </w:rPr>
+        <w:tab/>
+      </w:r>
+      <w:r>
+        <w:rPr>
+          <w:rFonts w:ascii="Times New Roman" w:hAnsi="Times New Roman" w:cs="Times New Roman"/>
+          <w:b/>
+          <w:bCs/>
+          <w:sz w:val="28"/>
+          <w:szCs w:val="28"/>
+        </w:rPr>
+        <w:tab/>
+      </w:r>
+      <w:r>
+        <w:rPr>
+          <w:rFonts w:ascii="Times New Roman" w:hAnsi="Times New Roman" w:cs="Times New Roman"/>
+          <w:b/>
+          <w:bCs/>
+          <w:sz w:val="28"/>
+          <w:szCs w:val="28"/>
+        </w:rPr>
+        <w:tab/>
+      </w:r>
+      <w:r>
+        <w:rPr>
+          <w:rFonts w:ascii="Times New Roman" w:hAnsi="Times New Roman" w:cs="Times New Roman"/>
+          <w:b/>
+          <w:bCs/>
+          <w:sz w:val="28"/>
+          <w:szCs w:val="28"/>
+        </w:rPr>
+        <w:t>[4]</w:t>
+      </w:r>
+    </w:p>
+    <w:p>
+      <w:pPr>
+        <w:numPr>
+          <w:ilvl w:val="0"/>
+          <w:numId w:val="5"/>
+        </w:numPr>
+        <w:spacing w:line="360" w:lineRule="auto"/>
+        <w:ind w:left="792"/>
+        <w:rPr>
+          <w:rFonts w:ascii="Times New Roman" w:hAnsi="Times New Roman" w:cs="Times New Roman"/>
+          <w:sz w:val="28"/>
+          <w:szCs w:val="28"/>
+        </w:rPr>
+      </w:pPr>
+      <w:r>
+        <w:rPr>
+          <w:rFonts w:ascii="Times New Roman" w:hAnsi="Times New Roman" w:cs="Times New Roman"/>
+          <w:sz w:val="28"/>
+          <w:szCs w:val="28"/>
+        </w:rPr>
+        <w:t>P</w:t>
+      </w:r>
+      <w:r>
+        <w:rPr>
+          <w:rFonts w:ascii="Times New Roman" w:hAnsi="Times New Roman" w:cs="Times New Roman"/>
+          <w:sz w:val="28"/>
+          <w:szCs w:val="28"/>
+        </w:rPr>
+        <w:t>lants and animal</w:t>
+      </w:r>
+      <w:r>
+        <w:rPr>
+          <w:rFonts w:ascii="Times New Roman" w:hAnsi="Times New Roman" w:cs="Times New Roman"/>
+          <w:sz w:val="28"/>
+          <w:szCs w:val="28"/>
+        </w:rPr>
+        <w:t>s</w:t>
+      </w:r>
+      <w:r>
+        <w:rPr>
+          <w:rFonts w:ascii="Times New Roman" w:hAnsi="Times New Roman" w:cs="Times New Roman"/>
+          <w:sz w:val="28"/>
+          <w:szCs w:val="28"/>
+        </w:rPr>
+        <w:t xml:space="preserve"> need ____________ to live.</w:t>
+      </w:r>
+    </w:p>
+    <w:p>
+      <w:pPr>
+        <w:spacing w:line="360" w:lineRule="auto"/>
+        <w:ind w:left="576"/>
+        <w:rPr>
+          <w:rFonts w:ascii="Times New Roman" w:hAnsi="Times New Roman" w:cs="Times New Roman"/>
+          <w:sz w:val="28"/>
+          <w:szCs w:val="28"/>
+        </w:rPr>
+      </w:pPr>
+      <w:r>
+        <w:rPr>
+          <w:rFonts w:ascii="Times New Roman" w:hAnsi="Times New Roman" w:cs="Times New Roman"/>
+          <w:sz w:val="28"/>
+          <w:szCs w:val="28"/>
+        </w:rPr>
+        <w:t>i</w:t>
+      </w:r>
+      <w:r>
+        <w:rPr>
+          <w:rFonts w:ascii="Times New Roman" w:hAnsi="Times New Roman" w:cs="Times New Roman"/>
+          <w:sz w:val="28"/>
+          <w:szCs w:val="28"/>
+        </w:rPr>
+        <w:t xml:space="preserve">) water                      </w:t>
+      </w:r>
+      <w:r>
+        <w:rPr>
+          <w:rFonts w:ascii="Times New Roman" w:hAnsi="Times New Roman" w:cs="Times New Roman"/>
+          <w:sz w:val="28"/>
+          <w:szCs w:val="28"/>
+        </w:rPr>
+        <w:tab/>
+      </w:r>
+      <w:r>
+        <w:rPr>
+          <w:rFonts w:ascii="Times New Roman" w:hAnsi="Times New Roman" w:cs="Times New Roman"/>
+          <w:sz w:val="28"/>
+          <w:szCs w:val="28"/>
+        </w:rPr>
+        <w:t xml:space="preserve">ii) plastic                  </w:t>
+      </w:r>
+      <w:r>
+        <w:rPr>
+          <w:rFonts w:ascii="Times New Roman" w:hAnsi="Times New Roman" w:cs="Times New Roman"/>
+          <w:sz w:val="28"/>
+          <w:szCs w:val="28"/>
+        </w:rPr>
+        <w:tab/>
+      </w:r>
+      <w:r>
+        <w:rPr>
+          <w:rFonts w:ascii="Times New Roman" w:hAnsi="Times New Roman" w:cs="Times New Roman"/>
+          <w:sz w:val="28"/>
+          <w:szCs w:val="28"/>
+        </w:rPr>
+        <w:t xml:space="preserve">iii) clothes </w:t>
+      </w:r>
+    </w:p>
+    <w:p>
+      <w:pPr>
+        <w:numPr>
+          <w:ilvl w:val="0"/>
+          <w:numId w:val="5"/>
+        </w:numPr>
+        <w:spacing w:line="360" w:lineRule="auto"/>
+        <w:ind w:left="792"/>
+        <w:rPr>
+          <w:rFonts w:ascii="Times New Roman" w:hAnsi="Times New Roman" w:cs="Times New Roman"/>
+          <w:sz w:val="28"/>
+          <w:szCs w:val="28"/>
+        </w:rPr>
+      </w:pPr>
+      <w:r>
+        <w:rPr>
+          <w:rFonts w:ascii="Times New Roman" w:hAnsi="Times New Roman" w:cs="Times New Roman"/>
+          <w:sz w:val="28"/>
+          <w:szCs w:val="28"/>
+        </w:rPr>
+        <w:t>____________ is source of water.</w:t>
+      </w:r>
+    </w:p>
+    <w:p>
+      <w:pPr>
+        <w:spacing w:line="360" w:lineRule="auto"/>
+        <w:ind w:left="576"/>
+        <w:rPr>
+          <w:rFonts w:ascii="Times New Roman" w:hAnsi="Times New Roman" w:cs="Times New Roman"/>
+          <w:sz w:val="28"/>
+          <w:szCs w:val="28"/>
+        </w:rPr>
+      </w:pPr>
+      <w:r>
+        <w:rPr>
+          <w:rFonts w:ascii="Times New Roman" w:hAnsi="Times New Roman" w:cs="Times New Roman"/>
+          <w:sz w:val="28"/>
+          <w:szCs w:val="28"/>
+        </w:rPr>
+        <w:t>i</w:t>
+      </w:r>
+      <w:r>
+        <w:rPr>
+          <w:rFonts w:ascii="Times New Roman" w:hAnsi="Times New Roman" w:cs="Times New Roman"/>
+          <w:sz w:val="28"/>
+          <w:szCs w:val="28"/>
+        </w:rPr>
+        <w:t xml:space="preserve">) tree                         </w:t>
+      </w:r>
+      <w:r>
+        <w:rPr>
+          <w:rFonts w:ascii="Times New Roman" w:hAnsi="Times New Roman" w:cs="Times New Roman"/>
+          <w:sz w:val="28"/>
+          <w:szCs w:val="28"/>
+        </w:rPr>
+        <w:tab/>
+      </w:r>
+      <w:r>
+        <w:rPr>
+          <w:rFonts w:ascii="Times New Roman" w:hAnsi="Times New Roman" w:cs="Times New Roman"/>
+          <w:sz w:val="28"/>
+          <w:szCs w:val="28"/>
+        </w:rPr>
+        <w:t xml:space="preserve">ii) river                      </w:t>
+      </w:r>
+      <w:r>
+        <w:rPr>
+          <w:rFonts w:ascii="Times New Roman" w:hAnsi="Times New Roman" w:cs="Times New Roman"/>
+          <w:sz w:val="28"/>
+          <w:szCs w:val="28"/>
+        </w:rPr>
+        <w:tab/>
+      </w:r>
+      <w:r>
+        <w:rPr>
+          <w:rFonts w:ascii="Times New Roman" w:hAnsi="Times New Roman" w:cs="Times New Roman"/>
+          <w:sz w:val="28"/>
+          <w:szCs w:val="28"/>
+        </w:rPr>
+        <w:t>iii) house</w:t>
+      </w:r>
+    </w:p>
+    <w:p>
+      <w:pPr>
+        <w:numPr>
+          <w:ilvl w:val="0"/>
+          <w:numId w:val="5"/>
+        </w:numPr>
+        <w:spacing w:line="360" w:lineRule="auto"/>
+        <w:ind w:left="792"/>
+        <w:rPr>
+          <w:rFonts w:ascii="Times New Roman" w:hAnsi="Times New Roman" w:cs="Times New Roman"/>
+          <w:sz w:val="28"/>
+          <w:szCs w:val="28"/>
+        </w:rPr>
+      </w:pPr>
+      <w:r>
+        <w:rPr>
+          <w:rFonts w:ascii="Times New Roman" w:hAnsi="Times New Roman" w:cs="Times New Roman"/>
+          <w:sz w:val="28"/>
+          <w:szCs w:val="28"/>
+        </w:rPr>
+        <w:t>Sun gives us __________</w:t>
+      </w:r>
+      <w:r>
+        <w:rPr>
+          <w:rFonts w:ascii="Times New Roman" w:hAnsi="Times New Roman" w:cs="Times New Roman"/>
+          <w:sz w:val="28"/>
+          <w:szCs w:val="28"/>
+        </w:rPr>
+        <w:t>______</w:t>
+      </w:r>
+    </w:p>
+    <w:p>
+      <w:pPr>
+        <w:spacing w:line="360" w:lineRule="auto"/>
+        <w:ind w:left="576"/>
+        <w:rPr>
+          <w:rFonts w:ascii="Times New Roman" w:hAnsi="Times New Roman" w:cs="Times New Roman"/>
+          <w:sz w:val="28"/>
+          <w:szCs w:val="28"/>
+        </w:rPr>
+      </w:pPr>
+      <w:r>
+        <w:rPr>
+          <w:rFonts w:ascii="Times New Roman" w:hAnsi="Times New Roman" w:cs="Times New Roman"/>
+          <w:sz w:val="28"/>
+          <w:szCs w:val="28"/>
+        </w:rPr>
+        <w:t>i</w:t>
+      </w:r>
+      <w:r>
+        <w:rPr>
+          <w:rFonts w:ascii="Times New Roman" w:hAnsi="Times New Roman" w:cs="Times New Roman"/>
+          <w:sz w:val="28"/>
+          <w:szCs w:val="28"/>
+        </w:rPr>
+        <w:t xml:space="preserve">) </w:t>
+      </w:r>
+      <w:r>
+        <w:rPr>
+          <w:rFonts w:ascii="Times New Roman" w:hAnsi="Times New Roman" w:cs="Times New Roman"/>
+          <w:sz w:val="28"/>
+          <w:szCs w:val="28"/>
+        </w:rPr>
+        <w:t>w</w:t>
+      </w:r>
+      <w:r>
+        <w:rPr>
+          <w:rFonts w:ascii="Times New Roman" w:hAnsi="Times New Roman" w:cs="Times New Roman"/>
+          <w:sz w:val="28"/>
+          <w:szCs w:val="28"/>
+        </w:rPr>
+        <w:t xml:space="preserve">heat                         </w:t>
+      </w:r>
+      <w:r>
+        <w:rPr>
+          <w:rFonts w:ascii="Times New Roman" w:hAnsi="Times New Roman" w:cs="Times New Roman"/>
+          <w:sz w:val="28"/>
+          <w:szCs w:val="28"/>
+        </w:rPr>
+        <w:tab/>
+      </w:r>
+      <w:r>
+        <w:rPr>
+          <w:rFonts w:ascii="Times New Roman" w:hAnsi="Times New Roman" w:cs="Times New Roman"/>
+          <w:sz w:val="28"/>
+          <w:szCs w:val="28"/>
+        </w:rPr>
+        <w:t xml:space="preserve">ii) light                      </w:t>
+      </w:r>
+      <w:r>
+        <w:rPr>
+          <w:rFonts w:ascii="Times New Roman" w:hAnsi="Times New Roman" w:cs="Times New Roman"/>
+          <w:sz w:val="28"/>
+          <w:szCs w:val="28"/>
+        </w:rPr>
+        <w:tab/>
+      </w:r>
+      <w:r>
+        <w:rPr>
+          <w:rFonts w:ascii="Times New Roman" w:hAnsi="Times New Roman" w:cs="Times New Roman"/>
+          <w:sz w:val="28"/>
+          <w:szCs w:val="28"/>
+        </w:rPr>
+        <w:t xml:space="preserve">iii) </w:t>
+      </w:r>
+      <w:r>
+        <w:rPr>
+          <w:rFonts w:ascii="Times New Roman" w:hAnsi="Times New Roman" w:cs="Times New Roman"/>
+          <w:sz w:val="28"/>
+          <w:szCs w:val="28"/>
+        </w:rPr>
+        <w:t>water</w:t>
+      </w:r>
+    </w:p>
+    <w:p>
+      <w:pPr>
+        <w:numPr>
+          <w:ilvl w:val="0"/>
+          <w:numId w:val="5"/>
+        </w:numPr>
+        <w:spacing w:line="360" w:lineRule="auto"/>
+        <w:rPr>
+          <w:rFonts w:ascii="Times New Roman" w:hAnsi="Times New Roman" w:cs="Times New Roman"/>
+          <w:sz w:val="28"/>
+          <w:szCs w:val="28"/>
+        </w:rPr>
+      </w:pPr>
+      <w:r>
+        <w:rPr>
+          <w:rFonts w:ascii="Times New Roman" w:hAnsi="Times New Roman" w:cs="Times New Roman"/>
+          <w:sz w:val="28"/>
+          <w:szCs w:val="28"/>
+        </w:rPr>
+        <w:t>It rains on the ______________ day.</w:t>
+      </w:r>
+    </w:p>
+    <w:p>
+      <w:pPr>
+        <w:spacing w:line="360" w:lineRule="auto"/>
+        <w:ind w:left="576"/>
+        <w:rPr>
+          <w:rFonts w:ascii="Times New Roman" w:hAnsi="Times New Roman" w:cs="Times New Roman"/>
+          <w:sz w:val="28"/>
+          <w:szCs w:val="28"/>
+        </w:rPr>
+      </w:pPr>
+      <w:r>
+        <w:rPr>
+          <w:rFonts w:ascii="Times New Roman" w:hAnsi="Times New Roman" w:cs="Times New Roman"/>
+          <w:sz w:val="28"/>
+          <w:szCs w:val="28"/>
+        </w:rPr>
+        <w:t>i</w:t>
+      </w:r>
+      <w:r>
+        <w:rPr>
+          <w:rFonts w:ascii="Times New Roman" w:hAnsi="Times New Roman" w:cs="Times New Roman"/>
+          <w:sz w:val="28"/>
+          <w:szCs w:val="28"/>
+        </w:rPr>
+        <w:t xml:space="preserve">) rainy                  </w:t>
+      </w:r>
+      <w:r>
+        <w:rPr>
+          <w:rFonts w:ascii="Times New Roman" w:hAnsi="Times New Roman" w:cs="Times New Roman"/>
+          <w:sz w:val="28"/>
+          <w:szCs w:val="28"/>
+        </w:rPr>
+        <w:tab/>
+      </w:r>
+      <w:r>
+        <w:rPr>
+          <w:rFonts w:ascii="Times New Roman" w:hAnsi="Times New Roman" w:cs="Times New Roman"/>
+          <w:sz w:val="28"/>
+          <w:szCs w:val="28"/>
+        </w:rPr>
+        <w:tab/>
+      </w:r>
+      <w:r>
+        <w:rPr>
+          <w:rFonts w:ascii="Times New Roman" w:hAnsi="Times New Roman" w:cs="Times New Roman"/>
+          <w:sz w:val="28"/>
+          <w:szCs w:val="28"/>
+        </w:rPr>
+        <w:t xml:space="preserve">ii) sunny                        </w:t>
+      </w:r>
+      <w:r>
+        <w:rPr>
+          <w:rFonts w:ascii="Times New Roman" w:hAnsi="Times New Roman" w:cs="Times New Roman"/>
+          <w:sz w:val="28"/>
+          <w:szCs w:val="28"/>
+        </w:rPr>
+        <w:tab/>
+      </w:r>
+      <w:r>
+        <w:rPr>
+          <w:rFonts w:ascii="Times New Roman" w:hAnsi="Times New Roman" w:cs="Times New Roman"/>
+          <w:sz w:val="28"/>
+          <w:szCs w:val="28"/>
+        </w:rPr>
+        <w:t>iii) cold</w:t>
       </w:r>
     </w:p>
     <w:p>
@@ -2231,879 +3494,6 @@
           <w:rFonts w:ascii="Times New Roman" w:hAnsi="Times New Roman" w:cs="Times New Roman"/>
           <w:b/>
           <w:bCs/>
-          <w:sz w:val="28"/>
-          <w:szCs w:val="28"/>
-        </w:rPr>
-        <w:lastRenderedPageBreak/>
-        <w:t xml:space="preserve">Answer the following questions.          </w:t>
-      </w:r>
-      <w:r>
-        <w:rPr>
-          <w:rFonts w:ascii="Times New Roman" w:hAnsi="Times New Roman" w:cs="Times New Roman"/>
-          <w:b/>
-          <w:bCs/>
-          <w:sz w:val="28"/>
-          <w:szCs w:val="28"/>
-        </w:rPr>
-        <w:tab/>
-      </w:r>
-      <w:r>
-        <w:rPr>
-          <w:rFonts w:ascii="Times New Roman" w:hAnsi="Times New Roman" w:cs="Times New Roman"/>
-          <w:b/>
-          <w:bCs/>
-          <w:sz w:val="28"/>
-          <w:szCs w:val="28"/>
-        </w:rPr>
-        <w:tab/>
-      </w:r>
-      <w:r>
-        <w:rPr>
-          <w:rFonts w:ascii="Times New Roman" w:hAnsi="Times New Roman" w:cs="Times New Roman"/>
-          <w:b/>
-          <w:bCs/>
-          <w:sz w:val="28"/>
-          <w:szCs w:val="28"/>
-        </w:rPr>
-        <w:tab/>
-      </w:r>
-      <w:r>
-        <w:rPr>
-          <w:rFonts w:ascii="Times New Roman" w:hAnsi="Times New Roman" w:cs="Times New Roman"/>
-          <w:b/>
-          <w:bCs/>
-          <w:sz w:val="28"/>
-          <w:szCs w:val="28"/>
-        </w:rPr>
-        <w:tab/>
-      </w:r>
-      <w:r>
-        <w:rPr>
-          <w:rFonts w:ascii="Times New Roman" w:hAnsi="Times New Roman" w:cs="Times New Roman"/>
-          <w:b/>
-          <w:bCs/>
-          <w:sz w:val="28"/>
-          <w:szCs w:val="28"/>
-        </w:rPr>
-        <w:tab/>
-      </w:r>
-      <w:r>
-        <w:rPr>
-          <w:rFonts w:ascii="Times New Roman" w:hAnsi="Times New Roman" w:cs="Times New Roman"/>
-          <w:b/>
-          <w:bCs/>
-          <w:sz w:val="28"/>
-          <w:szCs w:val="28"/>
-        </w:rPr>
-        <w:tab/>
-      </w:r>
-      <w:r>
-        <w:rPr>
-          <w:rFonts w:ascii="Times New Roman" w:hAnsi="Times New Roman" w:cs="Times New Roman"/>
-          <w:b/>
-          <w:bCs/>
-          <w:sz w:val="28"/>
-          <w:szCs w:val="28"/>
-        </w:rPr>
-        <w:tab/>
-      </w:r>
-      <w:r>
-        <w:rPr>
-          <w:rFonts w:ascii="Times New Roman" w:hAnsi="Times New Roman" w:cs="Times New Roman"/>
-          <w:b/>
-          <w:bCs/>
-          <w:sz w:val="28"/>
-          <w:szCs w:val="28"/>
-        </w:rPr>
-        <w:t xml:space="preserve">      </w:t>
-      </w:r>
-      <w:r>
-        <w:rPr>
-          <w:rFonts w:ascii="Times New Roman" w:hAnsi="Times New Roman" w:cs="Times New Roman"/>
-          <w:b/>
-          <w:bCs/>
-          <w:sz w:val="28"/>
-          <w:szCs w:val="28"/>
-        </w:rPr>
-        <w:tab/>
-      </w:r>
-      <w:r>
-        <w:rPr>
-          <w:rFonts w:ascii="Times New Roman" w:hAnsi="Times New Roman" w:cs="Times New Roman"/>
-          <w:b/>
-          <w:bCs/>
-          <w:sz w:val="28"/>
-          <w:szCs w:val="28"/>
-        </w:rPr>
-        <w:t>[6]</w:t>
-      </w:r>
-    </w:p>
-    <w:p>
-      <w:pPr>
-        <w:numPr>
-          <w:ilvl w:val="0"/>
-          <w:numId w:val="1"/>
-        </w:numPr>
-        <w:spacing w:line="480" w:lineRule="auto"/>
-        <w:ind w:left="792"/>
-        <w:rPr>
-          <w:rFonts w:ascii="Times New Roman" w:hAnsi="Times New Roman" w:cs="Times New Roman"/>
-          <w:sz w:val="28"/>
-          <w:szCs w:val="28"/>
-        </w:rPr>
-      </w:pPr>
-      <w:r>
-        <w:rPr>
-          <w:rFonts w:ascii="Times New Roman" w:hAnsi="Times New Roman" w:cs="Times New Roman"/>
-          <w:sz w:val="28"/>
-          <w:szCs w:val="28"/>
-        </w:rPr>
-        <w:t>Write any two source</w:t>
-      </w:r>
-      <w:r>
-        <w:rPr>
-          <w:rFonts w:ascii="Times New Roman" w:hAnsi="Times New Roman" w:cs="Times New Roman"/>
-          <w:sz w:val="28"/>
-          <w:szCs w:val="28"/>
-        </w:rPr>
-        <w:t>s</w:t>
-      </w:r>
-      <w:r>
-        <w:rPr>
-          <w:rFonts w:ascii="Times New Roman" w:hAnsi="Times New Roman" w:cs="Times New Roman"/>
-          <w:sz w:val="28"/>
-          <w:szCs w:val="28"/>
-        </w:rPr>
-        <w:t xml:space="preserve"> of water?</w:t>
-      </w:r>
-    </w:p>
-    <w:p>
-      <w:pPr>
-        <w:spacing w:line="360" w:lineRule="auto"/>
-        <w:ind w:left="576"/>
-        <w:rPr>
-          <w:rFonts w:ascii="Times New Roman" w:hAnsi="Times New Roman" w:cs="Times New Roman"/>
-          <w:sz w:val="28"/>
-          <w:szCs w:val="28"/>
-        </w:rPr>
-      </w:pPr>
-      <w:r>
-        <w:rPr>
-          <w:rFonts w:ascii="Times New Roman" w:hAnsi="Times New Roman" w:cs="Times New Roman"/>
-          <w:sz w:val="28"/>
-          <w:szCs w:val="28"/>
-        </w:rPr>
-        <w:t>A</w:t>
-      </w:r>
-      <w:r>
-        <w:rPr>
-          <w:rFonts w:ascii="Times New Roman" w:hAnsi="Times New Roman" w:cs="Times New Roman"/>
-          <w:sz w:val="28"/>
-          <w:szCs w:val="28"/>
-        </w:rPr>
-        <w:t>ns</w:t>
-      </w:r>
-      <w:r>
-        <w:rPr>
-          <w:rFonts w:ascii="Times New Roman" w:hAnsi="Times New Roman" w:cs="Times New Roman"/>
-          <w:sz w:val="28"/>
-          <w:szCs w:val="28"/>
-        </w:rPr>
-        <w:t xml:space="preserve"> </w:t>
-      </w:r>
-      <w:r>
-        <w:rPr>
-          <w:rFonts w:ascii="Times New Roman" w:hAnsi="Times New Roman" w:cs="Times New Roman"/>
-          <w:sz w:val="28"/>
-          <w:szCs w:val="28"/>
-        </w:rPr>
-        <w:t>- _______________________________________________________</w:t>
-      </w:r>
-      <w:r>
-        <w:rPr>
-          <w:rFonts w:ascii="Times New Roman" w:hAnsi="Times New Roman" w:cs="Times New Roman"/>
-          <w:sz w:val="28"/>
-          <w:szCs w:val="28"/>
-        </w:rPr>
-        <w:t>__________</w:t>
-      </w:r>
-      <w:r>
-        <w:rPr>
-          <w:rFonts w:ascii="Times New Roman" w:hAnsi="Times New Roman" w:cs="Times New Roman"/>
-          <w:sz w:val="28"/>
-          <w:szCs w:val="28"/>
-        </w:rPr>
-        <w:t>.</w:t>
-      </w:r>
-    </w:p>
-    <w:p>
-      <w:pPr>
-        <w:numPr>
-          <w:ilvl w:val="0"/>
-          <w:numId w:val="1"/>
-        </w:numPr>
-        <w:spacing w:line="480" w:lineRule="auto"/>
-        <w:ind w:left="792"/>
-        <w:rPr>
-          <w:rFonts w:ascii="Times New Roman" w:hAnsi="Times New Roman" w:cs="Times New Roman"/>
-          <w:sz w:val="28"/>
-          <w:szCs w:val="28"/>
-        </w:rPr>
-      </w:pPr>
-      <w:r>
-        <w:rPr>
-          <w:rFonts w:ascii="Times New Roman" w:hAnsi="Times New Roman" w:cs="Times New Roman"/>
-          <w:sz w:val="28"/>
-          <w:szCs w:val="28"/>
-        </w:rPr>
-        <w:t>What does sun give us?</w:t>
-      </w:r>
-    </w:p>
-    <w:p>
-      <w:pPr>
-        <w:spacing w:line="360" w:lineRule="auto"/>
-        <w:ind w:left="576"/>
-        <w:rPr>
-          <w:rFonts w:ascii="Times New Roman" w:hAnsi="Times New Roman" w:cs="Times New Roman"/>
-          <w:sz w:val="28"/>
-          <w:szCs w:val="28"/>
-        </w:rPr>
-      </w:pPr>
-      <w:r>
-        <w:rPr>
-          <w:rFonts w:ascii="Times New Roman" w:hAnsi="Times New Roman" w:cs="Times New Roman"/>
-          <w:sz w:val="28"/>
-          <w:szCs w:val="28"/>
-        </w:rPr>
-        <w:t>Ans</w:t>
-      </w:r>
-      <w:r>
-        <w:rPr>
-          <w:rFonts w:ascii="Times New Roman" w:hAnsi="Times New Roman" w:cs="Times New Roman"/>
-          <w:sz w:val="28"/>
-          <w:szCs w:val="28"/>
-        </w:rPr>
-        <w:t xml:space="preserve"> </w:t>
-      </w:r>
-      <w:r>
-        <w:rPr>
-          <w:rFonts w:ascii="Times New Roman" w:hAnsi="Times New Roman" w:cs="Times New Roman"/>
-          <w:sz w:val="28"/>
-          <w:szCs w:val="28"/>
-        </w:rPr>
-        <w:t>- ________________________________________________________</w:t>
-      </w:r>
-      <w:r>
-        <w:rPr>
-          <w:rFonts w:ascii="Times New Roman" w:hAnsi="Times New Roman" w:cs="Times New Roman"/>
-          <w:sz w:val="28"/>
-          <w:szCs w:val="28"/>
-        </w:rPr>
-        <w:t>_________</w:t>
-      </w:r>
-      <w:r>
-        <w:rPr>
-          <w:rFonts w:ascii="Times New Roman" w:hAnsi="Times New Roman" w:cs="Times New Roman"/>
-          <w:sz w:val="28"/>
-          <w:szCs w:val="28"/>
-        </w:rPr>
-        <w:t>.</w:t>
-      </w:r>
-    </w:p>
-    <w:p>
-      <w:pPr>
-        <w:numPr>
-          <w:ilvl w:val="0"/>
-          <w:numId w:val="1"/>
-        </w:numPr>
-        <w:spacing w:line="480" w:lineRule="auto"/>
-        <w:ind w:left="792"/>
-        <w:rPr>
-          <w:rFonts w:ascii="Times New Roman" w:hAnsi="Times New Roman" w:cs="Times New Roman"/>
-          <w:sz w:val="28"/>
-          <w:szCs w:val="28"/>
-        </w:rPr>
-      </w:pPr>
-      <w:r>
-        <w:rPr>
-          <w:rFonts w:ascii="Times New Roman" w:hAnsi="Times New Roman" w:cs="Times New Roman"/>
-          <w:sz w:val="28"/>
-          <w:szCs w:val="28"/>
-        </w:rPr>
-        <w:t>What is weather like today?</w:t>
-      </w:r>
-    </w:p>
-    <w:p>
-      <w:pPr>
-        <w:spacing w:line="360" w:lineRule="auto"/>
-        <w:ind w:left="576"/>
-        <w:rPr>
-          <w:rFonts w:ascii="Times New Roman" w:hAnsi="Times New Roman" w:cs="Times New Roman"/>
-          <w:sz w:val="28"/>
-          <w:szCs w:val="28"/>
-        </w:rPr>
-      </w:pPr>
-      <w:r>
-        <w:rPr>
-          <w:rFonts w:ascii="Times New Roman" w:hAnsi="Times New Roman" w:cs="Times New Roman"/>
-          <w:sz w:val="28"/>
-          <w:szCs w:val="28"/>
-        </w:rPr>
-        <w:t>Ans</w:t>
-      </w:r>
-      <w:r>
-        <w:rPr>
-          <w:rFonts w:ascii="Times New Roman" w:hAnsi="Times New Roman" w:cs="Times New Roman"/>
-          <w:sz w:val="28"/>
-          <w:szCs w:val="28"/>
-        </w:rPr>
-        <w:t xml:space="preserve"> </w:t>
-      </w:r>
-      <w:r>
-        <w:rPr>
-          <w:rFonts w:ascii="Times New Roman" w:hAnsi="Times New Roman" w:cs="Times New Roman"/>
-          <w:sz w:val="28"/>
-          <w:szCs w:val="28"/>
-        </w:rPr>
-        <w:t>- ________________________________________________________</w:t>
-      </w:r>
-      <w:r>
-        <w:rPr>
-          <w:rFonts w:ascii="Times New Roman" w:hAnsi="Times New Roman" w:cs="Times New Roman"/>
-          <w:sz w:val="28"/>
-          <w:szCs w:val="28"/>
-        </w:rPr>
-        <w:t>_________</w:t>
-      </w:r>
-      <w:r>
-        <w:rPr>
-          <w:rFonts w:ascii="Times New Roman" w:hAnsi="Times New Roman" w:cs="Times New Roman"/>
-          <w:sz w:val="28"/>
-          <w:szCs w:val="28"/>
-        </w:rPr>
-        <w:t>.</w:t>
-      </w:r>
-    </w:p>
-    <w:p>
-      <w:pPr>
-        <w:spacing w:line="360" w:lineRule="auto"/>
-        <w:ind w:left="720"/>
-        <w:rPr>
-          <w:rFonts w:ascii="Times New Roman" w:hAnsi="Times New Roman" w:cs="Times New Roman"/>
-          <w:sz w:val="28"/>
-          <w:szCs w:val="28"/>
-        </w:rPr>
-      </w:pPr>
-    </w:p>
-    <w:p>
-      <w:pPr>
-        <w:numPr>
-          <w:ilvl w:val="0"/>
-          <w:numId w:val="4"/>
-        </w:numPr>
-        <w:spacing w:line="360" w:lineRule="auto"/>
-        <w:ind w:left="360"/>
-        <w:rPr>
-          <w:rFonts w:ascii="Times New Roman" w:hAnsi="Times New Roman" w:cs="Times New Roman"/>
-          <w:b/>
-          <w:bCs/>
-          <w:sz w:val="28"/>
-          <w:szCs w:val="28"/>
-        </w:rPr>
-      </w:pPr>
-      <w:r>
-        <w:rPr>
-          <w:rFonts w:ascii="Times New Roman" w:hAnsi="Times New Roman" w:cs="Times New Roman"/>
-          <w:b/>
-          <w:bCs/>
-          <w:sz w:val="28"/>
-          <w:szCs w:val="28"/>
-        </w:rPr>
-        <w:t xml:space="preserve">Tick the correct answer.                  </w:t>
-      </w:r>
-      <w:r>
-        <w:rPr>
-          <w:rFonts w:ascii="Times New Roman" w:hAnsi="Times New Roman" w:cs="Times New Roman"/>
-          <w:b/>
-          <w:bCs/>
-          <w:sz w:val="28"/>
-          <w:szCs w:val="28"/>
-        </w:rPr>
-        <w:tab/>
-      </w:r>
-      <w:r>
-        <w:rPr>
-          <w:rFonts w:ascii="Times New Roman" w:hAnsi="Times New Roman" w:cs="Times New Roman"/>
-          <w:b/>
-          <w:bCs/>
-          <w:sz w:val="28"/>
-          <w:szCs w:val="28"/>
-        </w:rPr>
-        <w:tab/>
-      </w:r>
-      <w:r>
-        <w:rPr>
-          <w:rFonts w:ascii="Times New Roman" w:hAnsi="Times New Roman" w:cs="Times New Roman"/>
-          <w:b/>
-          <w:bCs/>
-          <w:sz w:val="28"/>
-          <w:szCs w:val="28"/>
-        </w:rPr>
-        <w:tab/>
-      </w:r>
-      <w:r>
-        <w:rPr>
-          <w:rFonts w:ascii="Times New Roman" w:hAnsi="Times New Roman" w:cs="Times New Roman"/>
-          <w:b/>
-          <w:bCs/>
-          <w:sz w:val="28"/>
-          <w:szCs w:val="28"/>
-        </w:rPr>
-        <w:tab/>
-      </w:r>
-      <w:r>
-        <w:rPr>
-          <w:rFonts w:ascii="Times New Roman" w:hAnsi="Times New Roman" w:cs="Times New Roman"/>
-          <w:b/>
-          <w:bCs/>
-          <w:sz w:val="28"/>
-          <w:szCs w:val="28"/>
-        </w:rPr>
-        <w:tab/>
-      </w:r>
-      <w:r>
-        <w:rPr>
-          <w:rFonts w:ascii="Times New Roman" w:hAnsi="Times New Roman" w:cs="Times New Roman"/>
-          <w:b/>
-          <w:bCs/>
-          <w:sz w:val="28"/>
-          <w:szCs w:val="28"/>
-        </w:rPr>
-        <w:tab/>
-      </w:r>
-      <w:r>
-        <w:rPr>
-          <w:rFonts w:ascii="Times New Roman" w:hAnsi="Times New Roman" w:cs="Times New Roman"/>
-          <w:b/>
-          <w:bCs/>
-          <w:sz w:val="28"/>
-          <w:szCs w:val="28"/>
-        </w:rPr>
-        <w:tab/>
-      </w:r>
-      <w:r>
-        <w:rPr>
-          <w:rFonts w:ascii="Times New Roman" w:hAnsi="Times New Roman" w:cs="Times New Roman"/>
-          <w:b/>
-          <w:bCs/>
-          <w:sz w:val="28"/>
-          <w:szCs w:val="28"/>
-        </w:rPr>
-        <w:tab/>
-      </w:r>
-      <w:r>
-        <w:rPr>
-          <w:rFonts w:ascii="Times New Roman" w:hAnsi="Times New Roman" w:cs="Times New Roman"/>
-          <w:b/>
-          <w:bCs/>
-          <w:sz w:val="28"/>
-          <w:szCs w:val="28"/>
-        </w:rPr>
-        <w:t>[4]</w:t>
-      </w:r>
-    </w:p>
-    <w:p>
-      <w:pPr>
-        <w:numPr>
-          <w:ilvl w:val="0"/>
-          <w:numId w:val="5"/>
-        </w:numPr>
-        <w:spacing w:line="360" w:lineRule="auto"/>
-        <w:ind w:left="792"/>
-        <w:rPr>
-          <w:rFonts w:ascii="Times New Roman" w:hAnsi="Times New Roman" w:cs="Times New Roman"/>
-          <w:sz w:val="28"/>
-          <w:szCs w:val="28"/>
-        </w:rPr>
-      </w:pPr>
-      <w:r>
-        <w:rPr>
-          <w:rFonts w:ascii="Times New Roman" w:hAnsi="Times New Roman" w:cs="Times New Roman"/>
-          <w:sz w:val="28"/>
-          <w:szCs w:val="28"/>
-        </w:rPr>
-        <w:t>plants and animal need ____________ to live.</w:t>
-      </w:r>
-    </w:p>
-    <w:p>
-      <w:pPr>
-        <w:spacing w:line="360" w:lineRule="auto"/>
-        <w:ind w:left="576"/>
-        <w:rPr>
-          <w:rFonts w:ascii="Times New Roman" w:hAnsi="Times New Roman" w:cs="Times New Roman"/>
-          <w:sz w:val="28"/>
-          <w:szCs w:val="28"/>
-        </w:rPr>
-      </w:pPr>
-      <w:proofErr w:type="spellStart"/>
-      <w:r>
-        <w:rPr>
-          <w:rFonts w:ascii="Times New Roman" w:hAnsi="Times New Roman" w:cs="Times New Roman"/>
-          <w:sz w:val="28"/>
-          <w:szCs w:val="28"/>
-        </w:rPr>
-        <w:t>i</w:t>
-      </w:r>
-      <w:proofErr w:type="spellEnd"/>
-      <w:r>
-        <w:rPr>
-          <w:rFonts w:ascii="Times New Roman" w:hAnsi="Times New Roman" w:cs="Times New Roman"/>
-          <w:sz w:val="28"/>
-          <w:szCs w:val="28"/>
-        </w:rPr>
-        <w:t xml:space="preserve">) water                      </w:t>
-      </w:r>
-      <w:r>
-        <w:rPr>
-          <w:rFonts w:ascii="Times New Roman" w:hAnsi="Times New Roman" w:cs="Times New Roman"/>
-          <w:sz w:val="28"/>
-          <w:szCs w:val="28"/>
-        </w:rPr>
-        <w:tab/>
-      </w:r>
-      <w:r>
-        <w:rPr>
-          <w:rFonts w:ascii="Times New Roman" w:hAnsi="Times New Roman" w:cs="Times New Roman"/>
-          <w:sz w:val="28"/>
-          <w:szCs w:val="28"/>
-        </w:rPr>
-        <w:t xml:space="preserve">ii) plastic                  </w:t>
-      </w:r>
-      <w:r>
-        <w:rPr>
-          <w:rFonts w:ascii="Times New Roman" w:hAnsi="Times New Roman" w:cs="Times New Roman"/>
-          <w:sz w:val="28"/>
-          <w:szCs w:val="28"/>
-        </w:rPr>
-        <w:tab/>
-      </w:r>
-      <w:r>
-        <w:rPr>
-          <w:rFonts w:ascii="Times New Roman" w:hAnsi="Times New Roman" w:cs="Times New Roman"/>
-          <w:sz w:val="28"/>
-          <w:szCs w:val="28"/>
-        </w:rPr>
-        <w:t xml:space="preserve">iii) clothes </w:t>
-      </w:r>
-    </w:p>
-    <w:p>
-      <w:pPr>
-        <w:numPr>
-          <w:ilvl w:val="0"/>
-          <w:numId w:val="5"/>
-        </w:numPr>
-        <w:spacing w:line="360" w:lineRule="auto"/>
-        <w:ind w:left="792"/>
-        <w:rPr>
-          <w:rFonts w:ascii="Times New Roman" w:hAnsi="Times New Roman" w:cs="Times New Roman"/>
-          <w:sz w:val="28"/>
-          <w:szCs w:val="28"/>
-        </w:rPr>
-      </w:pPr>
-      <w:r>
-        <w:rPr>
-          <w:rFonts w:ascii="Times New Roman" w:hAnsi="Times New Roman" w:cs="Times New Roman"/>
-          <w:sz w:val="28"/>
-          <w:szCs w:val="28"/>
-        </w:rPr>
-        <w:t>____________ is source of water.</w:t>
-      </w:r>
-    </w:p>
-    <w:p>
-      <w:pPr>
-        <w:spacing w:line="360" w:lineRule="auto"/>
-        <w:ind w:left="576"/>
-        <w:rPr>
-          <w:rFonts w:ascii="Times New Roman" w:hAnsi="Times New Roman" w:cs="Times New Roman"/>
-          <w:sz w:val="28"/>
-          <w:szCs w:val="28"/>
-        </w:rPr>
-      </w:pPr>
-      <w:proofErr w:type="spellStart"/>
-      <w:r>
-        <w:rPr>
-          <w:rFonts w:ascii="Times New Roman" w:hAnsi="Times New Roman" w:cs="Times New Roman"/>
-          <w:sz w:val="28"/>
-          <w:szCs w:val="28"/>
-        </w:rPr>
-        <w:t>i</w:t>
-      </w:r>
-      <w:proofErr w:type="spellEnd"/>
-      <w:r>
-        <w:rPr>
-          <w:rFonts w:ascii="Times New Roman" w:hAnsi="Times New Roman" w:cs="Times New Roman"/>
-          <w:sz w:val="28"/>
-          <w:szCs w:val="28"/>
-        </w:rPr>
-        <w:t xml:space="preserve">) tree                         </w:t>
-      </w:r>
-      <w:r>
-        <w:rPr>
-          <w:rFonts w:ascii="Times New Roman" w:hAnsi="Times New Roman" w:cs="Times New Roman"/>
-          <w:sz w:val="28"/>
-          <w:szCs w:val="28"/>
-        </w:rPr>
-        <w:tab/>
-      </w:r>
-      <w:r>
-        <w:rPr>
-          <w:rFonts w:ascii="Times New Roman" w:hAnsi="Times New Roman" w:cs="Times New Roman"/>
-          <w:sz w:val="28"/>
-          <w:szCs w:val="28"/>
-        </w:rPr>
-        <w:t xml:space="preserve">ii) river                      </w:t>
-      </w:r>
-      <w:r>
-        <w:rPr>
-          <w:rFonts w:ascii="Times New Roman" w:hAnsi="Times New Roman" w:cs="Times New Roman"/>
-          <w:sz w:val="28"/>
-          <w:szCs w:val="28"/>
-        </w:rPr>
-        <w:tab/>
-      </w:r>
-      <w:r>
-        <w:rPr>
-          <w:rFonts w:ascii="Times New Roman" w:hAnsi="Times New Roman" w:cs="Times New Roman"/>
-          <w:sz w:val="28"/>
-          <w:szCs w:val="28"/>
-        </w:rPr>
-        <w:t>iii) house</w:t>
-      </w:r>
-    </w:p>
-    <w:p>
-      <w:pPr>
-        <w:numPr>
-          <w:ilvl w:val="0"/>
-          <w:numId w:val="5"/>
-        </w:numPr>
-        <w:spacing w:line="360" w:lineRule="auto"/>
-        <w:ind w:left="792"/>
-        <w:rPr>
-          <w:rFonts w:ascii="Times New Roman" w:hAnsi="Times New Roman" w:cs="Times New Roman"/>
-          <w:sz w:val="28"/>
-          <w:szCs w:val="28"/>
-        </w:rPr>
-      </w:pPr>
-      <w:r>
-        <w:rPr>
-          <w:rFonts w:ascii="Times New Roman" w:hAnsi="Times New Roman" w:cs="Times New Roman"/>
-          <w:sz w:val="28"/>
-          <w:szCs w:val="28"/>
-        </w:rPr>
-        <w:t>Sun gives us __________ and ____________</w:t>
-      </w:r>
-      <w:r>
-        <w:rPr>
-          <w:rFonts w:ascii="Times New Roman" w:hAnsi="Times New Roman" w:cs="Times New Roman"/>
-          <w:sz w:val="28"/>
-          <w:szCs w:val="28"/>
-        </w:rPr>
-        <w:t>___</w:t>
-      </w:r>
-      <w:r>
-        <w:rPr>
-          <w:rFonts w:ascii="Times New Roman" w:hAnsi="Times New Roman" w:cs="Times New Roman"/>
-          <w:sz w:val="28"/>
-          <w:szCs w:val="28"/>
-        </w:rPr>
-        <w:t>.</w:t>
-      </w:r>
-    </w:p>
-    <w:p>
-      <w:pPr>
-        <w:spacing w:line="360" w:lineRule="auto"/>
-        <w:ind w:left="576"/>
-        <w:rPr>
-          <w:rFonts w:ascii="Times New Roman" w:hAnsi="Times New Roman" w:cs="Times New Roman"/>
-          <w:sz w:val="28"/>
-          <w:szCs w:val="28"/>
-        </w:rPr>
-      </w:pPr>
-      <w:proofErr w:type="spellStart"/>
-      <w:r>
-        <w:rPr>
-          <w:rFonts w:ascii="Times New Roman" w:hAnsi="Times New Roman" w:cs="Times New Roman"/>
-          <w:sz w:val="28"/>
-          <w:szCs w:val="28"/>
-        </w:rPr>
-        <w:t>i</w:t>
-      </w:r>
-      <w:proofErr w:type="spellEnd"/>
-      <w:r>
-        <w:rPr>
-          <w:rFonts w:ascii="Times New Roman" w:hAnsi="Times New Roman" w:cs="Times New Roman"/>
-          <w:sz w:val="28"/>
-          <w:szCs w:val="28"/>
-        </w:rPr>
-        <w:t xml:space="preserve">) heat                         </w:t>
-      </w:r>
-      <w:r>
-        <w:rPr>
-          <w:rFonts w:ascii="Times New Roman" w:hAnsi="Times New Roman" w:cs="Times New Roman"/>
-          <w:sz w:val="28"/>
-          <w:szCs w:val="28"/>
-        </w:rPr>
-        <w:tab/>
-      </w:r>
-      <w:r>
-        <w:rPr>
-          <w:rFonts w:ascii="Times New Roman" w:hAnsi="Times New Roman" w:cs="Times New Roman"/>
-          <w:sz w:val="28"/>
-          <w:szCs w:val="28"/>
-        </w:rPr>
-        <w:t xml:space="preserve">ii) light                      </w:t>
-      </w:r>
-      <w:r>
-        <w:rPr>
-          <w:rFonts w:ascii="Times New Roman" w:hAnsi="Times New Roman" w:cs="Times New Roman"/>
-          <w:sz w:val="28"/>
-          <w:szCs w:val="28"/>
-        </w:rPr>
-        <w:tab/>
-      </w:r>
-      <w:r>
-        <w:rPr>
-          <w:rFonts w:ascii="Times New Roman" w:hAnsi="Times New Roman" w:cs="Times New Roman"/>
-          <w:sz w:val="28"/>
-          <w:szCs w:val="28"/>
-        </w:rPr>
-        <w:t>iii) both</w:t>
-      </w:r>
-    </w:p>
-    <w:p>
-      <w:pPr>
-        <w:numPr>
-          <w:ilvl w:val="0"/>
-          <w:numId w:val="5"/>
-        </w:numPr>
-        <w:spacing w:line="360" w:lineRule="auto"/>
-        <w:rPr>
-          <w:rFonts w:ascii="Times New Roman" w:hAnsi="Times New Roman" w:cs="Times New Roman"/>
-          <w:sz w:val="28"/>
-          <w:szCs w:val="28"/>
-        </w:rPr>
-      </w:pPr>
-      <w:r>
-        <w:rPr>
-          <w:rFonts w:ascii="Times New Roman" w:hAnsi="Times New Roman" w:cs="Times New Roman"/>
-          <w:sz w:val="28"/>
-          <w:szCs w:val="28"/>
-        </w:rPr>
-        <w:t>It rains on the ______________ day.</w:t>
-      </w:r>
-    </w:p>
-    <w:p>
-      <w:pPr>
-        <w:spacing w:line="360" w:lineRule="auto"/>
-        <w:ind w:left="576"/>
-        <w:rPr>
-          <w:rFonts w:ascii="Times New Roman" w:hAnsi="Times New Roman" w:cs="Times New Roman"/>
-          <w:sz w:val="28"/>
-          <w:szCs w:val="28"/>
-        </w:rPr>
-      </w:pPr>
-      <w:proofErr w:type="spellStart"/>
-      <w:r>
-        <w:rPr>
-          <w:rFonts w:ascii="Times New Roman" w:hAnsi="Times New Roman" w:cs="Times New Roman"/>
-          <w:sz w:val="28"/>
-          <w:szCs w:val="28"/>
-        </w:rPr>
-        <w:t>i</w:t>
-      </w:r>
-      <w:proofErr w:type="spellEnd"/>
-      <w:r>
-        <w:rPr>
-          <w:rFonts w:ascii="Times New Roman" w:hAnsi="Times New Roman" w:cs="Times New Roman"/>
-          <w:sz w:val="28"/>
-          <w:szCs w:val="28"/>
-        </w:rPr>
-        <w:t xml:space="preserve">) rainy                  </w:t>
-      </w:r>
-      <w:r>
-        <w:rPr>
-          <w:rFonts w:ascii="Times New Roman" w:hAnsi="Times New Roman" w:cs="Times New Roman"/>
-          <w:sz w:val="28"/>
-          <w:szCs w:val="28"/>
-        </w:rPr>
-        <w:tab/>
-      </w:r>
-      <w:r>
-        <w:rPr>
-          <w:rFonts w:ascii="Times New Roman" w:hAnsi="Times New Roman" w:cs="Times New Roman"/>
-          <w:sz w:val="28"/>
-          <w:szCs w:val="28"/>
-        </w:rPr>
-        <w:tab/>
-      </w:r>
-      <w:r>
-        <w:rPr>
-          <w:rFonts w:ascii="Times New Roman" w:hAnsi="Times New Roman" w:cs="Times New Roman"/>
-          <w:sz w:val="28"/>
-          <w:szCs w:val="28"/>
-        </w:rPr>
-        <w:t xml:space="preserve">ii) sunny                        </w:t>
-      </w:r>
-      <w:r>
-        <w:rPr>
-          <w:rFonts w:ascii="Times New Roman" w:hAnsi="Times New Roman" w:cs="Times New Roman"/>
-          <w:sz w:val="28"/>
-          <w:szCs w:val="28"/>
-        </w:rPr>
-        <w:tab/>
-      </w:r>
-      <w:r>
-        <w:rPr>
-          <w:rFonts w:ascii="Times New Roman" w:hAnsi="Times New Roman" w:cs="Times New Roman"/>
-          <w:sz w:val="28"/>
-          <w:szCs w:val="28"/>
-        </w:rPr>
-        <w:t>iii) cold</w:t>
-      </w:r>
-    </w:p>
-    <w:p>
-      <w:pPr>
-        <w:spacing w:line="360" w:lineRule="auto"/>
-        <w:rPr>
-          <w:rFonts w:ascii="Times New Roman" w:hAnsi="Times New Roman" w:cs="Times New Roman"/>
-          <w:b/>
-          <w:bCs/>
-          <w:sz w:val="28"/>
-          <w:szCs w:val="28"/>
-        </w:rPr>
-      </w:pPr>
-    </w:p>
-    <w:p>
-      <w:pPr>
-        <w:numPr>
-          <w:ilvl w:val="0"/>
-          <w:numId w:val="4"/>
-        </w:numPr>
-        <w:spacing w:line="360" w:lineRule="auto"/>
-        <w:ind w:left="360"/>
-        <w:rPr>
-          <w:rFonts w:ascii="Times New Roman" w:hAnsi="Times New Roman" w:cs="Times New Roman"/>
-          <w:b/>
-          <w:bCs/>
-          <w:sz w:val="28"/>
-          <w:szCs w:val="28"/>
-        </w:rPr>
-      </w:pPr>
-      <w:r>
-        <w:rPr>
-          <w:rFonts w:ascii="Times New Roman" w:hAnsi="Times New Roman" w:cs="Times New Roman"/>
-          <w:b/>
-          <w:bCs/>
           <w:noProof/>
           <w:sz w:val="28"/>
           <w:szCs w:val="28"/>
@@ -3111,16 +3501,16 @@
         <mc:AlternateContent>
           <mc:Choice Requires="wps">
             <w:drawing>
-              <wp:anchor distT="0" distB="0" distL="114300" distR="114300" simplePos="0" relativeHeight="251671552" behindDoc="0" locked="0" layoutInCell="1" allowOverlap="1" wp14:anchorId="26E32E52" wp14:editId="6D2CA4A1">
+              <wp:anchor distT="0" distB="0" distL="114300" distR="114300" simplePos="0" relativeHeight="251671552" behindDoc="0" locked="0" layoutInCell="1" allowOverlap="1" wp14:anchorId="26E32E52" wp14:editId="1C39D71A">
                 <wp:simplePos x="0" y="0"/>
                 <wp:positionH relativeFrom="column">
-                  <wp:posOffset>209550</wp:posOffset>
+                  <wp:posOffset>212425</wp:posOffset>
                 </wp:positionH>
                 <wp:positionV relativeFrom="paragraph">
-                  <wp:posOffset>259715</wp:posOffset>
+                  <wp:posOffset>194514</wp:posOffset>
                 </wp:positionV>
-                <wp:extent cx="6362700" cy="3695700"/>
-                <wp:effectExtent l="57150" t="19050" r="76200" b="95250"/>
+                <wp:extent cx="6362700" cy="2853546"/>
+                <wp:effectExtent l="57150" t="19050" r="76200" b="99695"/>
                 <wp:wrapNone/>
                 <wp:docPr id="586413583" name="Rectangle 5"/>
                 <wp:cNvGraphicFramePr/>
@@ -3131,7 +3521,7 @@
                       <wps:spPr>
                         <a:xfrm>
                           <a:off x="0" y="0"/>
-                          <a:ext cx="6362700" cy="3695700"/>
+                          <a:ext cx="6362700" cy="2853546"/>
                         </a:xfrm>
                         <a:prstGeom prst="rect">
                           <a:avLst/>
@@ -3169,7 +3559,7 @@
           </mc:Choice>
           <mc:Fallback>
             <w:pict>
-              <v:rect w14:anchorId="6B3A0821" id="Rectangle 5" o:spid="_x0000_s1026" style="position:absolute;margin-left:16.5pt;margin-top:20.45pt;width:501pt;height:291pt;z-index:251671552;visibility:visible;mso-wrap-style:square;mso-height-percent:0;mso-wrap-distance-left:9pt;mso-wrap-distance-top:0;mso-wrap-distance-right:9pt;mso-wrap-distance-bottom:0;mso-position-horizontal:absolute;mso-position-horizontal-relative:text;mso-position-vertical:absolute;mso-position-vertical-relative:text;mso-height-percent:0;mso-height-relative:margin;v-text-anchor:middle" o:gfxdata="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" filled="f" strokecolor="#4579b8 [3044]">
+              <v:rect w14:anchorId="2B64B478" id="Rectangle 5" o:spid="_x0000_s1026" style="position:absolute;margin-left:16.75pt;margin-top:15.3pt;width:501pt;height:224.7pt;z-index:251671552;visibility:visible;mso-wrap-style:square;mso-height-percent:0;mso-wrap-distance-left:9pt;mso-wrap-distance-top:0;mso-wrap-distance-right:9pt;mso-wrap-distance-bottom:0;mso-position-horizontal:absolute;mso-position-horizontal-relative:text;mso-position-vertical:absolute;mso-position-vertical-relative:text;mso-height-percent:0;mso-height-relative:margin;v-text-anchor:middle" o:gfxdata="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" filled="f" strokecolor="#4579b8 [3044]">
                 <v:shadow on="t" color="black" opacity="22937f" origin=",.5" offset="0,.63889mm"/>
               </v:rect>
             </w:pict>
@@ -3366,43 +3756,6 @@
     <w:p>
       <w:pPr>
         <w:spacing w:line="360" w:lineRule="auto"/>
-        <w:rPr>
-          <w:rFonts w:ascii="Times New Roman" w:hAnsi="Times New Roman" w:cs="Times New Roman"/>
-          <w:b/>
-          <w:bCs/>
-          <w:sz w:val="28"/>
-          <w:szCs w:val="28"/>
-        </w:rPr>
-      </w:pPr>
-    </w:p>
-    <w:p>
-      <w:pPr>
-        <w:spacing w:line="360" w:lineRule="auto"/>
-        <w:rPr>
-          <w:rFonts w:ascii="Times New Roman" w:hAnsi="Times New Roman" w:cs="Times New Roman"/>
-          <w:b/>
-          <w:bCs/>
-          <w:sz w:val="28"/>
-          <w:szCs w:val="28"/>
-        </w:rPr>
-      </w:pPr>
-    </w:p>
-    <w:p>
-      <w:pPr>
-        <w:spacing w:line="360" w:lineRule="auto"/>
-        <w:rPr>
-          <w:rFonts w:ascii="Times New Roman" w:hAnsi="Times New Roman" w:cs="Times New Roman"/>
-          <w:b/>
-          <w:bCs/>
-          <w:sz w:val="28"/>
-          <w:szCs w:val="28"/>
-        </w:rPr>
-      </w:pPr>
-    </w:p>
-    <w:p>
-      <w:pPr>
-        <w:spacing w:line="360" w:lineRule="auto"/>
-        <w:jc w:val="center"/>
         <w:rPr>
           <w:rFonts w:ascii="Times New Roman" w:hAnsi="Times New Roman" w:cs="Times New Roman"/>
           <w:b/>
@@ -4640,6 +4993,20 @@
       </w:tblBorders>
     </w:tblPr>
   </w:style>
+  <w:style w:type="paragraph" w:styleId="ListParagraph">
+    <w:name w:val="List Paragraph"/>
+    <w:basedOn w:val="Normal"/>
+    <w:uiPriority w:val="34"/>
+    <w:qFormat/>
+    <w:rsid w:val="00586407"/>
+    <w:pPr>
+      <w:ind w:left="720"/>
+      <w:contextualSpacing/>
+    </w:pPr>
+    <w:rPr>
+      <w:szCs w:val="20"/>
+    </w:rPr>
+  </w:style>
 </w:styles>
 </file>
 
